--- a/CSHSE/server/src/assets/reader-report-templates/associate.docx
+++ b/CSHSE/server/src/assets/reader-report-templates/associate.docx
@@ -127,88 +127,9 @@
       </w:pPr>
       <w:r>
         <w:rPr>
-          <w:rFonts w:ascii="Times New Roman" w:eastAsia="Times New Roman" w:hAnsi="Times New Roman" w:cs="Times New Roman"/>
           <w:b/>
         </w:rPr>
-        <w:t>Reader</w:t>
-      </w:r>
-      <w:r>
-        <w:rPr>
-          <w:rFonts w:ascii="Times New Roman" w:eastAsia="Times New Roman" w:hAnsi="Times New Roman" w:cs="Times New Roman"/>
-          <w:b/>
-        </w:rPr>
-        <w:t>’s</w:t>
-      </w:r>
-      <w:r>
-        <w:rPr>
-          <w:rFonts w:ascii="Times New Roman" w:eastAsia="Times New Roman" w:hAnsi="Times New Roman" w:cs="Times New Roman"/>
-          <w:b/>
-        </w:rPr>
-        <w:t xml:space="preserve"> </w:t>
-      </w:r>
-      <w:r>
-        <w:rPr>
-          <w:rFonts w:ascii="Times New Roman" w:eastAsia="Times New Roman" w:hAnsi="Times New Roman" w:cs="Times New Roman"/>
-          <w:b/>
-        </w:rPr>
-        <w:t>N</w:t>
-      </w:r>
-      <w:r>
-        <w:rPr>
-          <w:rFonts w:ascii="Times New Roman" w:eastAsia="Times New Roman" w:hAnsi="Times New Roman" w:cs="Times New Roman"/>
-          <w:b/>
-        </w:rPr>
-        <w:t>ame</w:t>
-      </w:r>
-      <w:r>
-        <w:rPr>
-          <w:rFonts w:ascii="Times New Roman" w:eastAsia="Times New Roman" w:hAnsi="Times New Roman" w:cs="Times New Roman"/>
-          <w:b/>
-        </w:rPr>
-        <w:t xml:space="preserve"> and </w:t>
-      </w:r>
-      <w:r>
-        <w:rPr>
-          <w:rFonts w:ascii="Times New Roman" w:eastAsia="Times New Roman" w:hAnsi="Times New Roman" w:cs="Times New Roman"/>
-          <w:b/>
-        </w:rPr>
-        <w:t>Credential</w:t>
-      </w:r>
-      <w:r>
-        <w:rPr>
-          <w:rFonts w:ascii="Times New Roman" w:eastAsia="Times New Roman" w:hAnsi="Times New Roman" w:cs="Times New Roman"/>
-          <w:b/>
-        </w:rPr>
-        <w:t xml:space="preserve">: </w:t>
-      </w:r>
-      <w:r>
-        <w:rPr>
-          <w:rFonts w:ascii="Times New Roman" w:eastAsia="Times New Roman" w:hAnsi="Times New Roman" w:cs="Times New Roman"/>
-          <w:u w:val="single"/>
-        </w:rPr>
-        <w:t>___________________________________________________</w:t>
-      </w:r>
-      <w:r>
-        <w:rPr>
-          <w:rFonts w:ascii="Times New Roman" w:eastAsia="Times New Roman" w:hAnsi="Times New Roman" w:cs="Times New Roman"/>
-        </w:rPr>
-        <w:t xml:space="preserve"> </w:t>
-      </w:r>
-      <w:r>
-        <w:rPr>
-          <w:rFonts w:ascii="Times New Roman" w:eastAsia="Times New Roman" w:hAnsi="Times New Roman" w:cs="Times New Roman"/>
-          <w:b/>
-          <w:bCs/>
-        </w:rPr>
-        <w:t xml:space="preserve">Date: </w:t>
-      </w:r>
-      <w:r>
-        <w:rPr>
-          <w:rFonts w:ascii="Times New Roman" w:eastAsia="Times New Roman" w:hAnsi="Times New Roman" w:cs="Times New Roman"/>
-          <w:bCs/>
-          <w:u w:val="single"/>
-        </w:rPr>
-        <w:t>_______________________________</w:t>
+        <w:t>Reader’s Name and Credential: {{reader_name}}     Date: {{report_date}}</w:t>
       </w:r>
     </w:p>
     <w:p>
@@ -2819,6 +2740,12 @@
                 <w:b/>
               </w:rPr>
             </w:pPr>
+            <w:r>
+              <w:rPr>
+                <w:sz w:val="22"/>
+              </w:rPr>
+              <w:t>{{c_1_a}}</w:t>
+            </w:r>
           </w:p>
         </w:tc>
         <w:tc>
@@ -2835,6 +2762,12 @@
                 <w:b/>
               </w:rPr>
             </w:pPr>
+            <w:r>
+              <w:rPr>
+                <w:sz w:val="22"/>
+              </w:rPr>
+              <w:t>{{n_1_a}}</w:t>
+            </w:r>
           </w:p>
         </w:tc>
         <w:tc>
@@ -2852,6 +2785,12 @@
                 <w:b/>
               </w:rPr>
             </w:pPr>
+            <w:r>
+              <w:rPr>
+                <w:sz w:val="16"/>
+              </w:rPr>
+              <w:t>{{cm_1_a}}</w:t>
+            </w:r>
           </w:p>
         </w:tc>
       </w:tr>
@@ -2896,6 +2835,12 @@
                 <w:rFonts w:ascii="Times New Roman" w:eastAsia="Times New Roman" w:hAnsi="Times New Roman" w:cs="Times New Roman"/>
               </w:rPr>
             </w:pPr>
+            <w:r>
+              <w:rPr>
+                <w:sz w:val="22"/>
+              </w:rPr>
+              <w:t>{{c_1_b}}</w:t>
+            </w:r>
           </w:p>
         </w:tc>
         <w:tc>
@@ -2909,6 +2854,12 @@
                 <w:rFonts w:ascii="Times New Roman" w:eastAsia="Times New Roman" w:hAnsi="Times New Roman" w:cs="Times New Roman"/>
               </w:rPr>
             </w:pPr>
+            <w:r>
+              <w:rPr>
+                <w:sz w:val="22"/>
+              </w:rPr>
+              <w:t>{{n_1_b}}</w:t>
+            </w:r>
           </w:p>
         </w:tc>
         <w:tc>
@@ -2923,6 +2874,12 @@
                 <w:rFonts w:ascii="Times New Roman" w:eastAsia="Times New Roman" w:hAnsi="Times New Roman" w:cs="Times New Roman"/>
               </w:rPr>
             </w:pPr>
+            <w:r>
+              <w:rPr>
+                <w:sz w:val="16"/>
+              </w:rPr>
+              <w:t>{{cm_1_b}}</w:t>
+            </w:r>
           </w:p>
         </w:tc>
       </w:tr>
@@ -2967,6 +2924,12 @@
                 <w:rFonts w:ascii="Times New Roman" w:eastAsia="Times New Roman" w:hAnsi="Times New Roman" w:cs="Times New Roman"/>
               </w:rPr>
             </w:pPr>
+            <w:r>
+              <w:rPr>
+                <w:sz w:val="22"/>
+              </w:rPr>
+              <w:t>{{c_1_c}}</w:t>
+            </w:r>
           </w:p>
         </w:tc>
         <w:tc>
@@ -2980,6 +2943,12 @@
                 <w:rFonts w:ascii="Times New Roman" w:eastAsia="Times New Roman" w:hAnsi="Times New Roman" w:cs="Times New Roman"/>
               </w:rPr>
             </w:pPr>
+            <w:r>
+              <w:rPr>
+                <w:sz w:val="22"/>
+              </w:rPr>
+              <w:t>{{n_1_c}}</w:t>
+            </w:r>
           </w:p>
         </w:tc>
         <w:tc>
@@ -2994,6 +2963,12 @@
                 <w:rFonts w:ascii="Times New Roman" w:eastAsia="Times New Roman" w:hAnsi="Times New Roman" w:cs="Times New Roman"/>
               </w:rPr>
             </w:pPr>
+            <w:r>
+              <w:rPr>
+                <w:sz w:val="16"/>
+              </w:rPr>
+              <w:t>{{cm_1_c}}</w:t>
+            </w:r>
           </w:p>
         </w:tc>
       </w:tr>
@@ -3038,6 +3013,12 @@
                 <w:rFonts w:ascii="Times New Roman" w:eastAsia="Times New Roman" w:hAnsi="Times New Roman" w:cs="Times New Roman"/>
               </w:rPr>
             </w:pPr>
+            <w:r>
+              <w:rPr>
+                <w:sz w:val="22"/>
+              </w:rPr>
+              <w:t>{{c_1_d}}</w:t>
+            </w:r>
           </w:p>
         </w:tc>
         <w:tc>
@@ -3051,6 +3032,12 @@
                 <w:rFonts w:ascii="Times New Roman" w:eastAsia="Times New Roman" w:hAnsi="Times New Roman" w:cs="Times New Roman"/>
               </w:rPr>
             </w:pPr>
+            <w:r>
+              <w:rPr>
+                <w:sz w:val="22"/>
+              </w:rPr>
+              <w:t>{{n_1_d}}</w:t>
+            </w:r>
           </w:p>
         </w:tc>
         <w:tc>
@@ -3065,6 +3052,12 @@
                 <w:rFonts w:ascii="Times New Roman" w:eastAsia="Times New Roman" w:hAnsi="Times New Roman" w:cs="Times New Roman"/>
               </w:rPr>
             </w:pPr>
+            <w:r>
+              <w:rPr>
+                <w:sz w:val="16"/>
+              </w:rPr>
+              <w:t>{{cm_1_d}}</w:t>
+            </w:r>
           </w:p>
         </w:tc>
       </w:tr>
@@ -3110,6 +3103,12 @@
                 <w:rFonts w:ascii="Times New Roman" w:eastAsia="Times New Roman" w:hAnsi="Times New Roman" w:cs="Times New Roman"/>
               </w:rPr>
             </w:pPr>
+            <w:r>
+              <w:rPr>
+                <w:sz w:val="22"/>
+              </w:rPr>
+              <w:t>{{c_1_e}}</w:t>
+            </w:r>
           </w:p>
         </w:tc>
         <w:tc>
@@ -3123,6 +3122,12 @@
                 <w:rFonts w:ascii="Times New Roman" w:eastAsia="Times New Roman" w:hAnsi="Times New Roman" w:cs="Times New Roman"/>
               </w:rPr>
             </w:pPr>
+            <w:r>
+              <w:rPr>
+                <w:sz w:val="22"/>
+              </w:rPr>
+              <w:t>{{n_1_e}}</w:t>
+            </w:r>
           </w:p>
         </w:tc>
         <w:tc>
@@ -3137,6 +3142,12 @@
                 <w:rFonts w:ascii="Times New Roman" w:eastAsia="Times New Roman" w:hAnsi="Times New Roman" w:cs="Times New Roman"/>
               </w:rPr>
             </w:pPr>
+            <w:r>
+              <w:rPr>
+                <w:sz w:val="16"/>
+              </w:rPr>
+              <w:t>{{cm_1_e}}</w:t>
+            </w:r>
           </w:p>
         </w:tc>
       </w:tr>
@@ -3183,6 +3194,12 @@
                 <w:rFonts w:ascii="Times New Roman" w:eastAsia="Times New Roman" w:hAnsi="Times New Roman" w:cs="Times New Roman"/>
               </w:rPr>
             </w:pPr>
+            <w:r>
+              <w:rPr>
+                <w:sz w:val="22"/>
+              </w:rPr>
+              <w:t>{{c_1_f}}</w:t>
+            </w:r>
           </w:p>
         </w:tc>
         <w:tc>
@@ -3196,6 +3213,12 @@
                 <w:rFonts w:ascii="Times New Roman" w:eastAsia="Times New Roman" w:hAnsi="Times New Roman" w:cs="Times New Roman"/>
               </w:rPr>
             </w:pPr>
+            <w:r>
+              <w:rPr>
+                <w:sz w:val="22"/>
+              </w:rPr>
+              <w:t>{{n_1_f}}</w:t>
+            </w:r>
           </w:p>
         </w:tc>
         <w:tc>
@@ -3210,6 +3233,12 @@
                 <w:rFonts w:ascii="Times New Roman" w:eastAsia="Times New Roman" w:hAnsi="Times New Roman" w:cs="Times New Roman"/>
               </w:rPr>
             </w:pPr>
+            <w:r>
+              <w:rPr>
+                <w:sz w:val="16"/>
+              </w:rPr>
+              <w:t>{{cm_1_f}}</w:t>
+            </w:r>
           </w:p>
         </w:tc>
       </w:tr>
@@ -3504,6 +3533,12 @@
                 <w:rFonts w:ascii="Times New Roman" w:eastAsia="Times New Roman" w:hAnsi="Times New Roman" w:cs="Times New Roman"/>
               </w:rPr>
             </w:pPr>
+            <w:r>
+              <w:rPr>
+                <w:sz w:val="22"/>
+              </w:rPr>
+              <w:t>{{c_2_a}}</w:t>
+            </w:r>
           </w:p>
         </w:tc>
         <w:tc>
@@ -3517,6 +3552,12 @@
                 <w:rFonts w:ascii="Times New Roman" w:eastAsia="Times New Roman" w:hAnsi="Times New Roman" w:cs="Times New Roman"/>
               </w:rPr>
             </w:pPr>
+            <w:r>
+              <w:rPr>
+                <w:sz w:val="22"/>
+              </w:rPr>
+              <w:t>{{n_2_a}}</w:t>
+            </w:r>
           </w:p>
         </w:tc>
         <w:tc>
@@ -3531,6 +3572,12 @@
                 <w:rFonts w:ascii="Times New Roman" w:eastAsia="Times New Roman" w:hAnsi="Times New Roman" w:cs="Times New Roman"/>
               </w:rPr>
             </w:pPr>
+            <w:r>
+              <w:rPr>
+                <w:sz w:val="16"/>
+              </w:rPr>
+              <w:t>{{cm_2_a}}</w:t>
+            </w:r>
           </w:p>
         </w:tc>
       </w:tr>
@@ -3577,6 +3624,12 @@
                 <w:rFonts w:ascii="Times New Roman" w:eastAsia="Times New Roman" w:hAnsi="Times New Roman" w:cs="Times New Roman"/>
               </w:rPr>
             </w:pPr>
+            <w:r>
+              <w:rPr>
+                <w:sz w:val="22"/>
+              </w:rPr>
+              <w:t>{{c_2_b}}</w:t>
+            </w:r>
           </w:p>
         </w:tc>
         <w:tc>
@@ -3590,6 +3643,12 @@
                 <w:rFonts w:ascii="Times New Roman" w:eastAsia="Times New Roman" w:hAnsi="Times New Roman" w:cs="Times New Roman"/>
               </w:rPr>
             </w:pPr>
+            <w:r>
+              <w:rPr>
+                <w:sz w:val="22"/>
+              </w:rPr>
+              <w:t>{{n_2_b}}</w:t>
+            </w:r>
           </w:p>
         </w:tc>
         <w:tc>
@@ -3604,6 +3663,12 @@
                 <w:rFonts w:ascii="Times New Roman" w:eastAsia="Times New Roman" w:hAnsi="Times New Roman" w:cs="Times New Roman"/>
               </w:rPr>
             </w:pPr>
+            <w:r>
+              <w:rPr>
+                <w:sz w:val="16"/>
+              </w:rPr>
+              <w:t>{{cm_2_b}}</w:t>
+            </w:r>
           </w:p>
         </w:tc>
       </w:tr>
@@ -3650,6 +3715,12 @@
                 <w:rFonts w:ascii="Times New Roman" w:eastAsia="Times New Roman" w:hAnsi="Times New Roman" w:cs="Times New Roman"/>
               </w:rPr>
             </w:pPr>
+            <w:r>
+              <w:rPr>
+                <w:sz w:val="22"/>
+              </w:rPr>
+              <w:t>{{c_2_c}}</w:t>
+            </w:r>
           </w:p>
         </w:tc>
         <w:tc>
@@ -3663,6 +3734,12 @@
                 <w:rFonts w:ascii="Times New Roman" w:eastAsia="Times New Roman" w:hAnsi="Times New Roman" w:cs="Times New Roman"/>
               </w:rPr>
             </w:pPr>
+            <w:r>
+              <w:rPr>
+                <w:sz w:val="22"/>
+              </w:rPr>
+              <w:t>{{n_2_c}}</w:t>
+            </w:r>
           </w:p>
         </w:tc>
         <w:tc>
@@ -3677,6 +3754,12 @@
                 <w:rFonts w:ascii="Times New Roman" w:eastAsia="Times New Roman" w:hAnsi="Times New Roman" w:cs="Times New Roman"/>
               </w:rPr>
             </w:pPr>
+            <w:r>
+              <w:rPr>
+                <w:sz w:val="16"/>
+              </w:rPr>
+              <w:t>{{cm_2_c}}</w:t>
+            </w:r>
           </w:p>
         </w:tc>
       </w:tr>
@@ -3724,6 +3807,12 @@
                 <w:rFonts w:ascii="Times New Roman" w:eastAsia="Times New Roman" w:hAnsi="Times New Roman" w:cs="Times New Roman"/>
               </w:rPr>
             </w:pPr>
+            <w:r>
+              <w:rPr>
+                <w:sz w:val="22"/>
+              </w:rPr>
+              <w:t>{{c_2_d}}</w:t>
+            </w:r>
           </w:p>
         </w:tc>
         <w:tc>
@@ -3737,6 +3826,12 @@
                 <w:rFonts w:ascii="Times New Roman" w:eastAsia="Times New Roman" w:hAnsi="Times New Roman" w:cs="Times New Roman"/>
               </w:rPr>
             </w:pPr>
+            <w:r>
+              <w:rPr>
+                <w:sz w:val="22"/>
+              </w:rPr>
+              <w:t>{{n_2_d}}</w:t>
+            </w:r>
           </w:p>
         </w:tc>
         <w:tc>
@@ -3751,6 +3846,12 @@
                 <w:rFonts w:ascii="Times New Roman" w:eastAsia="Times New Roman" w:hAnsi="Times New Roman" w:cs="Times New Roman"/>
               </w:rPr>
             </w:pPr>
+            <w:r>
+              <w:rPr>
+                <w:sz w:val="16"/>
+              </w:rPr>
+              <w:t>{{cm_2_d}}</w:t>
+            </w:r>
           </w:p>
         </w:tc>
       </w:tr>
@@ -3806,6 +3907,12 @@
                 <w:rFonts w:ascii="Times New Roman" w:eastAsia="Times New Roman" w:hAnsi="Times New Roman" w:cs="Times New Roman"/>
               </w:rPr>
             </w:pPr>
+            <w:r>
+              <w:rPr>
+                <w:sz w:val="22"/>
+              </w:rPr>
+              <w:t>{{c_2_e}}</w:t>
+            </w:r>
           </w:p>
         </w:tc>
         <w:tc>
@@ -3819,6 +3926,12 @@
                 <w:rFonts w:ascii="Times New Roman" w:eastAsia="Times New Roman" w:hAnsi="Times New Roman" w:cs="Times New Roman"/>
               </w:rPr>
             </w:pPr>
+            <w:r>
+              <w:rPr>
+                <w:sz w:val="22"/>
+              </w:rPr>
+              <w:t>{{n_2_e}}</w:t>
+            </w:r>
           </w:p>
         </w:tc>
         <w:tc>
@@ -3833,6 +3946,12 @@
                 <w:rFonts w:ascii="Times New Roman" w:eastAsia="Times New Roman" w:hAnsi="Times New Roman" w:cs="Times New Roman"/>
               </w:rPr>
             </w:pPr>
+            <w:r>
+              <w:rPr>
+                <w:sz w:val="16"/>
+              </w:rPr>
+              <w:t>{{cm_2_e}}</w:t>
+            </w:r>
           </w:p>
         </w:tc>
       </w:tr>
@@ -4152,6 +4271,12 @@
                 <w:rFonts w:ascii="Times New Roman" w:eastAsia="Times New Roman" w:hAnsi="Times New Roman" w:cs="Times New Roman"/>
               </w:rPr>
             </w:pPr>
+            <w:r>
+              <w:rPr>
+                <w:sz w:val="22"/>
+              </w:rPr>
+              <w:t>{{c_3_a}}</w:t>
+            </w:r>
           </w:p>
         </w:tc>
         <w:tc>
@@ -4165,6 +4290,12 @@
                 <w:rFonts w:ascii="Times New Roman" w:eastAsia="Times New Roman" w:hAnsi="Times New Roman" w:cs="Times New Roman"/>
               </w:rPr>
             </w:pPr>
+            <w:r>
+              <w:rPr>
+                <w:sz w:val="22"/>
+              </w:rPr>
+              <w:t>{{n_3_a}}</w:t>
+            </w:r>
           </w:p>
         </w:tc>
         <w:tc>
@@ -4179,6 +4310,12 @@
                 <w:rFonts w:ascii="Times New Roman" w:eastAsia="Times New Roman" w:hAnsi="Times New Roman" w:cs="Times New Roman"/>
               </w:rPr>
             </w:pPr>
+            <w:r>
+              <w:rPr>
+                <w:sz w:val="16"/>
+              </w:rPr>
+              <w:t>{{cm_3_a}}</w:t>
+            </w:r>
           </w:p>
         </w:tc>
       </w:tr>
@@ -4262,6 +4399,12 @@
                 <w:rFonts w:ascii="Times New Roman" w:eastAsia="Times New Roman" w:hAnsi="Times New Roman" w:cs="Times New Roman"/>
               </w:rPr>
             </w:pPr>
+            <w:r>
+              <w:rPr>
+                <w:sz w:val="22"/>
+              </w:rPr>
+              <w:t>{{c_3_b}}</w:t>
+            </w:r>
           </w:p>
         </w:tc>
         <w:tc>
@@ -4276,6 +4419,12 @@
                 <w:rFonts w:ascii="Times New Roman" w:eastAsia="Times New Roman" w:hAnsi="Times New Roman" w:cs="Times New Roman"/>
               </w:rPr>
             </w:pPr>
+            <w:r>
+              <w:rPr>
+                <w:sz w:val="22"/>
+              </w:rPr>
+              <w:t>{{n_3_b}}</w:t>
+            </w:r>
           </w:p>
         </w:tc>
         <w:tc>
@@ -4291,6 +4440,12 @@
                 <w:rFonts w:ascii="Times New Roman" w:eastAsia="Times New Roman" w:hAnsi="Times New Roman" w:cs="Times New Roman"/>
               </w:rPr>
             </w:pPr>
+            <w:r>
+              <w:rPr>
+                <w:sz w:val="16"/>
+              </w:rPr>
+              <w:t>{{cm_3_b}}</w:t>
+            </w:r>
           </w:p>
         </w:tc>
       </w:tr>
@@ -4631,6 +4786,12 @@
                 <w:rFonts w:ascii="Times New Roman" w:eastAsia="Times New Roman" w:hAnsi="Times New Roman" w:cs="Times New Roman"/>
               </w:rPr>
             </w:pPr>
+            <w:r>
+              <w:rPr>
+                <w:sz w:val="22"/>
+              </w:rPr>
+              <w:t>{{c_3_c}}</w:t>
+            </w:r>
           </w:p>
         </w:tc>
         <w:tc>
@@ -4644,6 +4805,12 @@
                 <w:rFonts w:ascii="Times New Roman" w:eastAsia="Times New Roman" w:hAnsi="Times New Roman" w:cs="Times New Roman"/>
               </w:rPr>
             </w:pPr>
+            <w:r>
+              <w:rPr>
+                <w:sz w:val="22"/>
+              </w:rPr>
+              <w:t>{{n_3_c}}</w:t>
+            </w:r>
           </w:p>
         </w:tc>
         <w:tc>
@@ -4658,6 +4825,12 @@
                 <w:rFonts w:ascii="Times New Roman" w:eastAsia="Times New Roman" w:hAnsi="Times New Roman" w:cs="Times New Roman"/>
               </w:rPr>
             </w:pPr>
+            <w:r>
+              <w:rPr>
+                <w:sz w:val="16"/>
+              </w:rPr>
+              <w:t>{{cm_3_c}}</w:t>
+            </w:r>
           </w:p>
         </w:tc>
       </w:tr>
@@ -5013,6 +5186,12 @@
                 <w:rFonts w:ascii="Times New Roman" w:eastAsia="Times New Roman" w:hAnsi="Times New Roman" w:cs="Times New Roman"/>
               </w:rPr>
             </w:pPr>
+            <w:r>
+              <w:rPr>
+                <w:sz w:val="22"/>
+              </w:rPr>
+              <w:t>{{c_4_a}}</w:t>
+            </w:r>
           </w:p>
         </w:tc>
         <w:tc>
@@ -5027,6 +5206,12 @@
                 <w:rFonts w:ascii="Times New Roman" w:eastAsia="Times New Roman" w:hAnsi="Times New Roman" w:cs="Times New Roman"/>
               </w:rPr>
             </w:pPr>
+            <w:r>
+              <w:rPr>
+                <w:sz w:val="22"/>
+              </w:rPr>
+              <w:t>{{n_4_a}}</w:t>
+            </w:r>
           </w:p>
         </w:tc>
         <w:tc>
@@ -5042,6 +5227,12 @@
                 <w:rFonts w:ascii="Times New Roman" w:eastAsia="Times New Roman" w:hAnsi="Times New Roman" w:cs="Times New Roman"/>
               </w:rPr>
             </w:pPr>
+            <w:r>
+              <w:rPr>
+                <w:sz w:val="16"/>
+              </w:rPr>
+              <w:t>{{cm_4_a}}</w:t>
+            </w:r>
           </w:p>
         </w:tc>
       </w:tr>
@@ -5400,6 +5591,12 @@
                 <w:rFonts w:ascii="Times New Roman" w:eastAsia="Times New Roman" w:hAnsi="Times New Roman" w:cs="Times New Roman"/>
               </w:rPr>
             </w:pPr>
+            <w:r>
+              <w:rPr>
+                <w:sz w:val="22"/>
+              </w:rPr>
+              <w:t>{{c_4_b}}</w:t>
+            </w:r>
           </w:p>
         </w:tc>
         <w:tc>
@@ -5414,6 +5611,12 @@
                 <w:rFonts w:ascii="Times New Roman" w:eastAsia="Times New Roman" w:hAnsi="Times New Roman" w:cs="Times New Roman"/>
               </w:rPr>
             </w:pPr>
+            <w:r>
+              <w:rPr>
+                <w:sz w:val="22"/>
+              </w:rPr>
+              <w:t>{{n_4_b}}</w:t>
+            </w:r>
           </w:p>
         </w:tc>
         <w:tc>
@@ -5429,6 +5632,12 @@
                 <w:rFonts w:ascii="Times New Roman" w:eastAsia="Times New Roman" w:hAnsi="Times New Roman" w:cs="Times New Roman"/>
               </w:rPr>
             </w:pPr>
+            <w:r>
+              <w:rPr>
+                <w:sz w:val="16"/>
+              </w:rPr>
+              <w:t>{{cm_4_b}}</w:t>
+            </w:r>
           </w:p>
         </w:tc>
       </w:tr>
@@ -5801,6 +6010,12 @@
                 <w:rFonts w:ascii="Times New Roman" w:eastAsia="Times New Roman" w:hAnsi="Times New Roman" w:cs="Times New Roman"/>
               </w:rPr>
             </w:pPr>
+            <w:r>
+              <w:rPr>
+                <w:sz w:val="22"/>
+              </w:rPr>
+              <w:t>{{c_4_c}}</w:t>
+            </w:r>
           </w:p>
         </w:tc>
         <w:tc>
@@ -5815,6 +6030,12 @@
                 <w:rFonts w:ascii="Times New Roman" w:eastAsia="Times New Roman" w:hAnsi="Times New Roman" w:cs="Times New Roman"/>
               </w:rPr>
             </w:pPr>
+            <w:r>
+              <w:rPr>
+                <w:sz w:val="22"/>
+              </w:rPr>
+              <w:t>{{n_4_c}}</w:t>
+            </w:r>
           </w:p>
         </w:tc>
         <w:tc>
@@ -5830,6 +6051,12 @@
                 <w:rFonts w:ascii="Times New Roman" w:eastAsia="Times New Roman" w:hAnsi="Times New Roman" w:cs="Times New Roman"/>
               </w:rPr>
             </w:pPr>
+            <w:r>
+              <w:rPr>
+                <w:sz w:val="16"/>
+              </w:rPr>
+              <w:t>{{cm_4_c}}</w:t>
+            </w:r>
           </w:p>
         </w:tc>
       </w:tr>
@@ -6301,6 +6528,12 @@
                 <w:rFonts w:ascii="Times New Roman" w:eastAsia="Times New Roman" w:hAnsi="Times New Roman" w:cs="Times New Roman"/>
               </w:rPr>
             </w:pPr>
+            <w:r>
+              <w:rPr>
+                <w:sz w:val="22"/>
+              </w:rPr>
+              <w:t>{{c_5_a}}</w:t>
+            </w:r>
           </w:p>
         </w:tc>
         <w:tc>
@@ -6314,6 +6547,12 @@
                 <w:rFonts w:ascii="Times New Roman" w:eastAsia="Times New Roman" w:hAnsi="Times New Roman" w:cs="Times New Roman"/>
               </w:rPr>
             </w:pPr>
+            <w:r>
+              <w:rPr>
+                <w:sz w:val="22"/>
+              </w:rPr>
+              <w:t>{{n_5_a}}</w:t>
+            </w:r>
           </w:p>
         </w:tc>
         <w:tc>
@@ -6328,6 +6567,12 @@
                 <w:rFonts w:ascii="Times New Roman" w:eastAsia="Times New Roman" w:hAnsi="Times New Roman" w:cs="Times New Roman"/>
               </w:rPr>
             </w:pPr>
+            <w:r>
+              <w:rPr>
+                <w:sz w:val="16"/>
+              </w:rPr>
+              <w:t>{{cm_5_a}}</w:t>
+            </w:r>
           </w:p>
         </w:tc>
       </w:tr>
@@ -6375,6 +6620,12 @@
                 <w:rFonts w:ascii="Times New Roman" w:eastAsia="Times New Roman" w:hAnsi="Times New Roman" w:cs="Times New Roman"/>
               </w:rPr>
             </w:pPr>
+            <w:r>
+              <w:rPr>
+                <w:sz w:val="22"/>
+              </w:rPr>
+              <w:t>{{c_5_b}}</w:t>
+            </w:r>
           </w:p>
         </w:tc>
         <w:tc>
@@ -6388,6 +6639,12 @@
                 <w:rFonts w:ascii="Times New Roman" w:eastAsia="Times New Roman" w:hAnsi="Times New Roman" w:cs="Times New Roman"/>
               </w:rPr>
             </w:pPr>
+            <w:r>
+              <w:rPr>
+                <w:sz w:val="22"/>
+              </w:rPr>
+              <w:t>{{n_5_b}}</w:t>
+            </w:r>
           </w:p>
         </w:tc>
         <w:tc>
@@ -6402,6 +6659,12 @@
                 <w:rFonts w:ascii="Times New Roman" w:eastAsia="Times New Roman" w:hAnsi="Times New Roman" w:cs="Times New Roman"/>
               </w:rPr>
             </w:pPr>
+            <w:r>
+              <w:rPr>
+                <w:sz w:val="16"/>
+              </w:rPr>
+              <w:t>{{cm_5_b}}</w:t>
+            </w:r>
           </w:p>
         </w:tc>
       </w:tr>
@@ -6449,6 +6712,12 @@
                 <w:rFonts w:ascii="Times New Roman" w:eastAsia="Times New Roman" w:hAnsi="Times New Roman" w:cs="Times New Roman"/>
               </w:rPr>
             </w:pPr>
+            <w:r>
+              <w:rPr>
+                <w:sz w:val="22"/>
+              </w:rPr>
+              <w:t>{{c_5_c}}</w:t>
+            </w:r>
           </w:p>
         </w:tc>
         <w:tc>
@@ -6462,6 +6731,12 @@
                 <w:rFonts w:ascii="Times New Roman" w:eastAsia="Times New Roman" w:hAnsi="Times New Roman" w:cs="Times New Roman"/>
               </w:rPr>
             </w:pPr>
+            <w:r>
+              <w:rPr>
+                <w:sz w:val="22"/>
+              </w:rPr>
+              <w:t>{{n_5_c}}</w:t>
+            </w:r>
           </w:p>
         </w:tc>
         <w:tc>
@@ -6476,6 +6751,12 @@
                 <w:rFonts w:ascii="Times New Roman" w:eastAsia="Times New Roman" w:hAnsi="Times New Roman" w:cs="Times New Roman"/>
               </w:rPr>
             </w:pPr>
+            <w:r>
+              <w:rPr>
+                <w:sz w:val="16"/>
+              </w:rPr>
+              <w:t>{{cm_5_c}}</w:t>
+            </w:r>
           </w:p>
         </w:tc>
       </w:tr>
@@ -6524,6 +6805,12 @@
                 <w:rFonts w:ascii="Times New Roman" w:eastAsia="Times New Roman" w:hAnsi="Times New Roman" w:cs="Times New Roman"/>
               </w:rPr>
             </w:pPr>
+            <w:r>
+              <w:rPr>
+                <w:sz w:val="22"/>
+              </w:rPr>
+              <w:t>{{c_5_d}}</w:t>
+            </w:r>
           </w:p>
         </w:tc>
         <w:tc>
@@ -6537,6 +6824,12 @@
                 <w:rFonts w:ascii="Times New Roman" w:eastAsia="Times New Roman" w:hAnsi="Times New Roman" w:cs="Times New Roman"/>
               </w:rPr>
             </w:pPr>
+            <w:r>
+              <w:rPr>
+                <w:sz w:val="22"/>
+              </w:rPr>
+              <w:t>{{n_5_d}}</w:t>
+            </w:r>
           </w:p>
         </w:tc>
         <w:tc>
@@ -6551,6 +6844,12 @@
                 <w:rFonts w:ascii="Times New Roman" w:eastAsia="Times New Roman" w:hAnsi="Times New Roman" w:cs="Times New Roman"/>
               </w:rPr>
             </w:pPr>
+            <w:r>
+              <w:rPr>
+                <w:sz w:val="16"/>
+              </w:rPr>
+              <w:t>{{cm_5_d}}</w:t>
+            </w:r>
           </w:p>
         </w:tc>
       </w:tr>
@@ -6833,6 +7132,12 @@
                 <w:rFonts w:ascii="Times New Roman" w:eastAsia="Times New Roman" w:hAnsi="Times New Roman" w:cs="Times New Roman"/>
               </w:rPr>
             </w:pPr>
+            <w:r>
+              <w:rPr>
+                <w:sz w:val="22"/>
+              </w:rPr>
+              <w:t>{{c_6_a}}</w:t>
+            </w:r>
           </w:p>
         </w:tc>
         <w:tc>
@@ -6848,6 +7153,12 @@
                 <w:rFonts w:ascii="Times New Roman" w:eastAsia="Times New Roman" w:hAnsi="Times New Roman" w:cs="Times New Roman"/>
               </w:rPr>
             </w:pPr>
+            <w:r>
+              <w:rPr>
+                <w:sz w:val="22"/>
+              </w:rPr>
+              <w:t>{{n_6_a}}</w:t>
+            </w:r>
           </w:p>
         </w:tc>
         <w:tc>
@@ -6864,6 +7175,12 @@
                 <w:rFonts w:ascii="Times New Roman" w:eastAsia="Times New Roman" w:hAnsi="Times New Roman" w:cs="Times New Roman"/>
               </w:rPr>
             </w:pPr>
+            <w:r>
+              <w:rPr>
+                <w:sz w:val="16"/>
+              </w:rPr>
+              <w:t>{{cm_6_a}}</w:t>
+            </w:r>
           </w:p>
         </w:tc>
       </w:tr>
@@ -7303,6 +7620,12 @@
                 <w:rFonts w:ascii="Times New Roman" w:eastAsia="Times New Roman" w:hAnsi="Times New Roman" w:cs="Times New Roman"/>
               </w:rPr>
             </w:pPr>
+            <w:r>
+              <w:rPr>
+                <w:sz w:val="22"/>
+              </w:rPr>
+              <w:t>{{c_7_a}}</w:t>
+            </w:r>
           </w:p>
         </w:tc>
         <w:tc>
@@ -7316,6 +7639,12 @@
                 <w:rFonts w:ascii="Times New Roman" w:eastAsia="Times New Roman" w:hAnsi="Times New Roman" w:cs="Times New Roman"/>
               </w:rPr>
             </w:pPr>
+            <w:r>
+              <w:rPr>
+                <w:sz w:val="22"/>
+              </w:rPr>
+              <w:t>{{n_7_a}}</w:t>
+            </w:r>
           </w:p>
         </w:tc>
         <w:tc>
@@ -7330,6 +7659,12 @@
                 <w:rFonts w:ascii="Times New Roman" w:eastAsia="Times New Roman" w:hAnsi="Times New Roman" w:cs="Times New Roman"/>
               </w:rPr>
             </w:pPr>
+            <w:r>
+              <w:rPr>
+                <w:sz w:val="16"/>
+              </w:rPr>
+              <w:t>{{cm_7_a}}</w:t>
+            </w:r>
           </w:p>
         </w:tc>
       </w:tr>
@@ -7376,6 +7711,12 @@
                 <w:rFonts w:ascii="Times New Roman" w:eastAsia="Times New Roman" w:hAnsi="Times New Roman" w:cs="Times New Roman"/>
               </w:rPr>
             </w:pPr>
+            <w:r>
+              <w:rPr>
+                <w:sz w:val="22"/>
+              </w:rPr>
+              <w:t>{{c_7_b}}</w:t>
+            </w:r>
           </w:p>
         </w:tc>
         <w:tc>
@@ -7390,6 +7731,12 @@
                 <w:rFonts w:ascii="Times New Roman" w:eastAsia="Times New Roman" w:hAnsi="Times New Roman" w:cs="Times New Roman"/>
               </w:rPr>
             </w:pPr>
+            <w:r>
+              <w:rPr>
+                <w:sz w:val="22"/>
+              </w:rPr>
+              <w:t>{{n_7_b}}</w:t>
+            </w:r>
           </w:p>
         </w:tc>
         <w:tc>
@@ -7405,6 +7752,12 @@
                 <w:rFonts w:ascii="Times New Roman" w:eastAsia="Times New Roman" w:hAnsi="Times New Roman" w:cs="Times New Roman"/>
               </w:rPr>
             </w:pPr>
+            <w:r>
+              <w:rPr>
+                <w:sz w:val="16"/>
+              </w:rPr>
+              <w:t>{{cm_7_b}}</w:t>
+            </w:r>
           </w:p>
         </w:tc>
       </w:tr>
@@ -7594,6 +7947,12 @@
                 <w:rFonts w:ascii="Times New Roman" w:eastAsia="Times New Roman" w:hAnsi="Times New Roman" w:cs="Times New Roman"/>
               </w:rPr>
             </w:pPr>
+            <w:r>
+              <w:rPr>
+                <w:sz w:val="22"/>
+              </w:rPr>
+              <w:t>{{c_7_c}}</w:t>
+            </w:r>
           </w:p>
         </w:tc>
         <w:tc>
@@ -7607,6 +7966,12 @@
                 <w:rFonts w:ascii="Times New Roman" w:eastAsia="Times New Roman" w:hAnsi="Times New Roman" w:cs="Times New Roman"/>
               </w:rPr>
             </w:pPr>
+            <w:r>
+              <w:rPr>
+                <w:sz w:val="22"/>
+              </w:rPr>
+              <w:t>{{n_7_c}}</w:t>
+            </w:r>
           </w:p>
         </w:tc>
         <w:tc>
@@ -7621,6 +7986,12 @@
                 <w:rFonts w:ascii="Times New Roman" w:eastAsia="Times New Roman" w:hAnsi="Times New Roman" w:cs="Times New Roman"/>
               </w:rPr>
             </w:pPr>
+            <w:r>
+              <w:rPr>
+                <w:sz w:val="16"/>
+              </w:rPr>
+              <w:t>{{cm_7_c}}</w:t>
+            </w:r>
           </w:p>
         </w:tc>
       </w:tr>
@@ -7674,6 +8045,12 @@
                 <w:rFonts w:ascii="Times New Roman" w:eastAsia="Times New Roman" w:hAnsi="Times New Roman" w:cs="Times New Roman"/>
               </w:rPr>
             </w:pPr>
+            <w:r>
+              <w:rPr>
+                <w:sz w:val="22"/>
+              </w:rPr>
+              <w:t>{{c_7_d}}</w:t>
+            </w:r>
           </w:p>
         </w:tc>
         <w:tc>
@@ -7687,6 +8064,12 @@
                 <w:rFonts w:ascii="Times New Roman" w:eastAsia="Times New Roman" w:hAnsi="Times New Roman" w:cs="Times New Roman"/>
               </w:rPr>
             </w:pPr>
+            <w:r>
+              <w:rPr>
+                <w:sz w:val="22"/>
+              </w:rPr>
+              <w:t>{{n_7_d}}</w:t>
+            </w:r>
           </w:p>
         </w:tc>
         <w:tc>
@@ -7701,6 +8084,12 @@
                 <w:rFonts w:ascii="Times New Roman" w:eastAsia="Times New Roman" w:hAnsi="Times New Roman" w:cs="Times New Roman"/>
               </w:rPr>
             </w:pPr>
+            <w:r>
+              <w:rPr>
+                <w:sz w:val="16"/>
+              </w:rPr>
+              <w:t>{{cm_7_d}}</w:t>
+            </w:r>
           </w:p>
         </w:tc>
       </w:tr>
@@ -7760,6 +8149,12 @@
                 <w:rFonts w:ascii="Times New Roman" w:eastAsia="Times New Roman" w:hAnsi="Times New Roman" w:cs="Times New Roman"/>
               </w:rPr>
             </w:pPr>
+            <w:r>
+              <w:rPr>
+                <w:sz w:val="22"/>
+              </w:rPr>
+              <w:t>{{c_7_e}}</w:t>
+            </w:r>
           </w:p>
         </w:tc>
         <w:tc>
@@ -7773,6 +8168,12 @@
                 <w:rFonts w:ascii="Times New Roman" w:eastAsia="Times New Roman" w:hAnsi="Times New Roman" w:cs="Times New Roman"/>
               </w:rPr>
             </w:pPr>
+            <w:r>
+              <w:rPr>
+                <w:sz w:val="22"/>
+              </w:rPr>
+              <w:t>{{n_7_e}}</w:t>
+            </w:r>
           </w:p>
         </w:tc>
         <w:tc>
@@ -7787,6 +8188,12 @@
                 <w:rFonts w:ascii="Times New Roman" w:eastAsia="Times New Roman" w:hAnsi="Times New Roman" w:cs="Times New Roman"/>
               </w:rPr>
             </w:pPr>
+            <w:r>
+              <w:rPr>
+                <w:sz w:val="16"/>
+              </w:rPr>
+              <w:t>{{cm_7_e}}</w:t>
+            </w:r>
           </w:p>
         </w:tc>
       </w:tr>
@@ -8133,6 +8540,12 @@
                 <w:rFonts w:ascii="Times New Roman" w:eastAsia="Times New Roman" w:hAnsi="Times New Roman" w:cs="Times New Roman"/>
               </w:rPr>
             </w:pPr>
+            <w:r>
+              <w:rPr>
+                <w:sz w:val="22"/>
+              </w:rPr>
+              <w:t>{{c_8_a}}</w:t>
+            </w:r>
           </w:p>
         </w:tc>
         <w:tc>
@@ -8147,6 +8560,12 @@
                 <w:rFonts w:ascii="Times New Roman" w:eastAsia="Times New Roman" w:hAnsi="Times New Roman" w:cs="Times New Roman"/>
               </w:rPr>
             </w:pPr>
+            <w:r>
+              <w:rPr>
+                <w:sz w:val="22"/>
+              </w:rPr>
+              <w:t>{{n_8_a}}</w:t>
+            </w:r>
           </w:p>
         </w:tc>
         <w:tc>
@@ -8161,6 +8580,12 @@
                 <w:rFonts w:ascii="Times New Roman" w:eastAsia="Times New Roman" w:hAnsi="Times New Roman" w:cs="Times New Roman"/>
               </w:rPr>
             </w:pPr>
+            <w:r>
+              <w:rPr>
+                <w:sz w:val="16"/>
+              </w:rPr>
+              <w:t>{{cm_8_a}}</w:t>
+            </w:r>
           </w:p>
         </w:tc>
       </w:tr>
@@ -8374,6 +8799,12 @@
                 <w:rFonts w:ascii="Times New Roman" w:eastAsia="Times New Roman" w:hAnsi="Times New Roman" w:cs="Times New Roman"/>
               </w:rPr>
             </w:pPr>
+            <w:r>
+              <w:rPr>
+                <w:sz w:val="22"/>
+              </w:rPr>
+              <w:t>{{c_8_b}}</w:t>
+            </w:r>
           </w:p>
         </w:tc>
         <w:tc>
@@ -8387,6 +8818,12 @@
                 <w:rFonts w:ascii="Times New Roman" w:eastAsia="Times New Roman" w:hAnsi="Times New Roman" w:cs="Times New Roman"/>
               </w:rPr>
             </w:pPr>
+            <w:r>
+              <w:rPr>
+                <w:sz w:val="22"/>
+              </w:rPr>
+              <w:t>{{n_8_b}}</w:t>
+            </w:r>
           </w:p>
         </w:tc>
         <w:tc>
@@ -8401,6 +8838,12 @@
                 <w:rFonts w:ascii="Times New Roman" w:eastAsia="Times New Roman" w:hAnsi="Times New Roman" w:cs="Times New Roman"/>
               </w:rPr>
             </w:pPr>
+            <w:r>
+              <w:rPr>
+                <w:sz w:val="16"/>
+              </w:rPr>
+              <w:t>{{cm_8_b}}</w:t>
+            </w:r>
           </w:p>
         </w:tc>
       </w:tr>
@@ -8785,6 +9228,12 @@
                 <w:rFonts w:ascii="Times New Roman" w:eastAsia="Times New Roman" w:hAnsi="Times New Roman" w:cs="Times New Roman"/>
               </w:rPr>
             </w:pPr>
+            <w:r>
+              <w:rPr>
+                <w:sz w:val="22"/>
+              </w:rPr>
+              <w:t>{{c_9_a}}</w:t>
+            </w:r>
           </w:p>
         </w:tc>
         <w:tc>
@@ -8798,6 +9247,12 @@
                 <w:rFonts w:ascii="Times New Roman" w:eastAsia="Times New Roman" w:hAnsi="Times New Roman" w:cs="Times New Roman"/>
               </w:rPr>
             </w:pPr>
+            <w:r>
+              <w:rPr>
+                <w:sz w:val="22"/>
+              </w:rPr>
+              <w:t>{{n_9_a}}</w:t>
+            </w:r>
           </w:p>
         </w:tc>
         <w:tc>
@@ -8812,6 +9267,12 @@
                 <w:rFonts w:ascii="Times New Roman" w:eastAsia="Times New Roman" w:hAnsi="Times New Roman" w:cs="Times New Roman"/>
               </w:rPr>
             </w:pPr>
+            <w:r>
+              <w:rPr>
+                <w:sz w:val="16"/>
+              </w:rPr>
+              <w:t>{{cm_9_a}}</w:t>
+            </w:r>
           </w:p>
         </w:tc>
       </w:tr>
@@ -8858,6 +9319,12 @@
                 <w:rFonts w:ascii="Times New Roman" w:eastAsia="Times New Roman" w:hAnsi="Times New Roman" w:cs="Times New Roman"/>
               </w:rPr>
             </w:pPr>
+            <w:r>
+              <w:rPr>
+                <w:sz w:val="22"/>
+              </w:rPr>
+              <w:t>{{c_9_b}}</w:t>
+            </w:r>
           </w:p>
         </w:tc>
         <w:tc>
@@ -8871,6 +9338,12 @@
                 <w:rFonts w:ascii="Times New Roman" w:eastAsia="Times New Roman" w:hAnsi="Times New Roman" w:cs="Times New Roman"/>
               </w:rPr>
             </w:pPr>
+            <w:r>
+              <w:rPr>
+                <w:sz w:val="22"/>
+              </w:rPr>
+              <w:t>{{n_9_b}}</w:t>
+            </w:r>
           </w:p>
         </w:tc>
         <w:tc>
@@ -8885,6 +9358,12 @@
                 <w:rFonts w:ascii="Times New Roman" w:eastAsia="Times New Roman" w:hAnsi="Times New Roman" w:cs="Times New Roman"/>
               </w:rPr>
             </w:pPr>
+            <w:r>
+              <w:rPr>
+                <w:sz w:val="16"/>
+              </w:rPr>
+              <w:t>{{cm_9_b}}</w:t>
+            </w:r>
           </w:p>
         </w:tc>
       </w:tr>
@@ -8931,6 +9410,12 @@
                 <w:rFonts w:ascii="Times New Roman" w:eastAsia="Times New Roman" w:hAnsi="Times New Roman" w:cs="Times New Roman"/>
               </w:rPr>
             </w:pPr>
+            <w:r>
+              <w:rPr>
+                <w:sz w:val="22"/>
+              </w:rPr>
+              <w:t>{{c_9_c}}</w:t>
+            </w:r>
           </w:p>
         </w:tc>
         <w:tc>
@@ -8944,6 +9429,12 @@
                 <w:rFonts w:ascii="Times New Roman" w:eastAsia="Times New Roman" w:hAnsi="Times New Roman" w:cs="Times New Roman"/>
               </w:rPr>
             </w:pPr>
+            <w:r>
+              <w:rPr>
+                <w:sz w:val="22"/>
+              </w:rPr>
+              <w:t>{{n_9_c}}</w:t>
+            </w:r>
           </w:p>
         </w:tc>
         <w:tc>
@@ -8958,6 +9449,12 @@
                 <w:rFonts w:ascii="Times New Roman" w:eastAsia="Times New Roman" w:hAnsi="Times New Roman" w:cs="Times New Roman"/>
               </w:rPr>
             </w:pPr>
+            <w:r>
+              <w:rPr>
+                <w:sz w:val="16"/>
+              </w:rPr>
+              <w:t>{{cm_9_c}}</w:t>
+            </w:r>
           </w:p>
         </w:tc>
       </w:tr>
@@ -9004,6 +9501,12 @@
                 <w:rFonts w:ascii="Times New Roman" w:eastAsia="Times New Roman" w:hAnsi="Times New Roman" w:cs="Times New Roman"/>
               </w:rPr>
             </w:pPr>
+            <w:r>
+              <w:rPr>
+                <w:sz w:val="22"/>
+              </w:rPr>
+              <w:t>{{c_9_d}}</w:t>
+            </w:r>
           </w:p>
         </w:tc>
         <w:tc>
@@ -9017,6 +9520,12 @@
                 <w:rFonts w:ascii="Times New Roman" w:eastAsia="Times New Roman" w:hAnsi="Times New Roman" w:cs="Times New Roman"/>
               </w:rPr>
             </w:pPr>
+            <w:r>
+              <w:rPr>
+                <w:sz w:val="22"/>
+              </w:rPr>
+              <w:t>{{n_9_d}}</w:t>
+            </w:r>
           </w:p>
         </w:tc>
         <w:tc>
@@ -9031,6 +9540,12 @@
                 <w:rFonts w:ascii="Times New Roman" w:eastAsia="Times New Roman" w:hAnsi="Times New Roman" w:cs="Times New Roman"/>
               </w:rPr>
             </w:pPr>
+            <w:r>
+              <w:rPr>
+                <w:sz w:val="16"/>
+              </w:rPr>
+              <w:t>{{cm_9_d}}</w:t>
+            </w:r>
           </w:p>
         </w:tc>
       </w:tr>
@@ -9077,6 +9592,12 @@
                 <w:rFonts w:ascii="Times New Roman" w:eastAsia="Times New Roman" w:hAnsi="Times New Roman" w:cs="Times New Roman"/>
               </w:rPr>
             </w:pPr>
+            <w:r>
+              <w:rPr>
+                <w:sz w:val="22"/>
+              </w:rPr>
+              <w:t>{{c_9_e}}</w:t>
+            </w:r>
           </w:p>
         </w:tc>
         <w:tc>
@@ -9090,6 +9611,12 @@
                 <w:rFonts w:ascii="Times New Roman" w:eastAsia="Times New Roman" w:hAnsi="Times New Roman" w:cs="Times New Roman"/>
               </w:rPr>
             </w:pPr>
+            <w:r>
+              <w:rPr>
+                <w:sz w:val="22"/>
+              </w:rPr>
+              <w:t>{{n_9_e}}</w:t>
+            </w:r>
           </w:p>
         </w:tc>
         <w:tc>
@@ -9104,6 +9631,12 @@
                 <w:rFonts w:ascii="Times New Roman" w:eastAsia="Times New Roman" w:hAnsi="Times New Roman" w:cs="Times New Roman"/>
               </w:rPr>
             </w:pPr>
+            <w:r>
+              <w:rPr>
+                <w:sz w:val="16"/>
+              </w:rPr>
+              <w:t>{{cm_9_e}}</w:t>
+            </w:r>
           </w:p>
         </w:tc>
       </w:tr>
@@ -9409,6 +9942,12 @@
                 <w:rFonts w:ascii="Times New Roman" w:eastAsia="Times New Roman" w:hAnsi="Times New Roman" w:cs="Times New Roman"/>
               </w:rPr>
             </w:pPr>
+            <w:r>
+              <w:rPr>
+                <w:sz w:val="22"/>
+              </w:rPr>
+              <w:t>{{c_10_a}}</w:t>
+            </w:r>
           </w:p>
         </w:tc>
         <w:tc>
@@ -9422,6 +9961,12 @@
                 <w:rFonts w:ascii="Times New Roman" w:eastAsia="Times New Roman" w:hAnsi="Times New Roman" w:cs="Times New Roman"/>
               </w:rPr>
             </w:pPr>
+            <w:r>
+              <w:rPr>
+                <w:sz w:val="22"/>
+              </w:rPr>
+              <w:t>{{n_10_a}}</w:t>
+            </w:r>
           </w:p>
         </w:tc>
         <w:tc>
@@ -9436,6 +9981,12 @@
                 <w:rFonts w:ascii="Times New Roman" w:eastAsia="Times New Roman" w:hAnsi="Times New Roman" w:cs="Times New Roman"/>
               </w:rPr>
             </w:pPr>
+            <w:r>
+              <w:rPr>
+                <w:sz w:val="16"/>
+              </w:rPr>
+              <w:t>{{cm_10_a}}</w:t>
+            </w:r>
           </w:p>
         </w:tc>
       </w:tr>
@@ -9480,6 +10031,12 @@
                 <w:rFonts w:ascii="Times New Roman" w:eastAsia="Times New Roman" w:hAnsi="Times New Roman" w:cs="Times New Roman"/>
               </w:rPr>
             </w:pPr>
+            <w:r>
+              <w:rPr>
+                <w:sz w:val="22"/>
+              </w:rPr>
+              <w:t>{{c_10_b}}</w:t>
+            </w:r>
           </w:p>
         </w:tc>
         <w:tc>
@@ -9493,6 +10050,12 @@
                 <w:rFonts w:ascii="Times New Roman" w:eastAsia="Times New Roman" w:hAnsi="Times New Roman" w:cs="Times New Roman"/>
               </w:rPr>
             </w:pPr>
+            <w:r>
+              <w:rPr>
+                <w:sz w:val="22"/>
+              </w:rPr>
+              <w:t>{{n_10_b}}</w:t>
+            </w:r>
           </w:p>
         </w:tc>
         <w:tc>
@@ -9507,6 +10070,12 @@
                 <w:rFonts w:ascii="Times New Roman" w:eastAsia="Times New Roman" w:hAnsi="Times New Roman" w:cs="Times New Roman"/>
               </w:rPr>
             </w:pPr>
+            <w:r>
+              <w:rPr>
+                <w:sz w:val="16"/>
+              </w:rPr>
+              <w:t>{{cm_10_b}}</w:t>
+            </w:r>
           </w:p>
         </w:tc>
       </w:tr>
@@ -10037,6 +10606,12 @@
                 <w:bCs/>
               </w:rPr>
             </w:pPr>
+            <w:r>
+              <w:rPr>
+                <w:sz w:val="22"/>
+              </w:rPr>
+              <w:t>{{c_11_a}}</w:t>
+            </w:r>
           </w:p>
         </w:tc>
         <w:tc>
@@ -10051,6 +10626,12 @@
                 <w:bCs/>
               </w:rPr>
             </w:pPr>
+            <w:r>
+              <w:rPr>
+                <w:sz w:val="22"/>
+              </w:rPr>
+              <w:t>{{n_11_a}}</w:t>
+            </w:r>
           </w:p>
         </w:tc>
         <w:tc>
@@ -10065,6 +10646,12 @@
                 <w:bCs/>
               </w:rPr>
             </w:pPr>
+            <w:r>
+              <w:rPr>
+                <w:sz w:val="16"/>
+              </w:rPr>
+              <w:t>{{cm_11_a}}</w:t>
+            </w:r>
           </w:p>
         </w:tc>
       </w:tr>
@@ -10126,6 +10713,12 @@
                 <w:bCs/>
               </w:rPr>
             </w:pPr>
+            <w:r>
+              <w:rPr>
+                <w:sz w:val="22"/>
+              </w:rPr>
+              <w:t>{{c_11_b}}</w:t>
+            </w:r>
           </w:p>
         </w:tc>
         <w:tc>
@@ -10140,6 +10733,12 @@
                 <w:bCs/>
               </w:rPr>
             </w:pPr>
+            <w:r>
+              <w:rPr>
+                <w:sz w:val="22"/>
+              </w:rPr>
+              <w:t>{{n_11_b}}</w:t>
+            </w:r>
           </w:p>
         </w:tc>
         <w:tc>
@@ -10154,6 +10753,12 @@
                 <w:bCs/>
               </w:rPr>
             </w:pPr>
+            <w:r>
+              <w:rPr>
+                <w:sz w:val="16"/>
+              </w:rPr>
+              <w:t>{{cm_11_b}}</w:t>
+            </w:r>
           </w:p>
         </w:tc>
       </w:tr>
@@ -10215,6 +10820,12 @@
                 <w:bCs/>
               </w:rPr>
             </w:pPr>
+            <w:r>
+              <w:rPr>
+                <w:sz w:val="22"/>
+              </w:rPr>
+              <w:t>{{c_11_c}}</w:t>
+            </w:r>
           </w:p>
         </w:tc>
         <w:tc>
@@ -10229,6 +10840,12 @@
                 <w:bCs/>
               </w:rPr>
             </w:pPr>
+            <w:r>
+              <w:rPr>
+                <w:sz w:val="22"/>
+              </w:rPr>
+              <w:t>{{n_11_c}}</w:t>
+            </w:r>
           </w:p>
         </w:tc>
         <w:tc>
@@ -10243,6 +10860,12 @@
                 <w:bCs/>
               </w:rPr>
             </w:pPr>
+            <w:r>
+              <w:rPr>
+                <w:sz w:val="16"/>
+              </w:rPr>
+              <w:t>{{cm_11_c}}</w:t>
+            </w:r>
           </w:p>
         </w:tc>
       </w:tr>
@@ -10305,6 +10928,12 @@
                 <w:bCs/>
               </w:rPr>
             </w:pPr>
+            <w:r>
+              <w:rPr>
+                <w:sz w:val="22"/>
+              </w:rPr>
+              <w:t>{{c_11_d}}</w:t>
+            </w:r>
           </w:p>
         </w:tc>
         <w:tc>
@@ -10319,6 +10948,12 @@
                 <w:bCs/>
               </w:rPr>
             </w:pPr>
+            <w:r>
+              <w:rPr>
+                <w:sz w:val="22"/>
+              </w:rPr>
+              <w:t>{{n_11_d}}</w:t>
+            </w:r>
           </w:p>
         </w:tc>
         <w:tc>
@@ -10333,6 +10968,12 @@
                 <w:bCs/>
               </w:rPr>
             </w:pPr>
+            <w:r>
+              <w:rPr>
+                <w:sz w:val="16"/>
+              </w:rPr>
+              <w:t>{{cm_11_d}}</w:t>
+            </w:r>
           </w:p>
         </w:tc>
       </w:tr>
@@ -10753,6 +11394,12 @@
                 <w:bCs/>
               </w:rPr>
             </w:pPr>
+            <w:r>
+              <w:rPr>
+                <w:sz w:val="22"/>
+              </w:rPr>
+              <w:t>{{c_12_a}}</w:t>
+            </w:r>
           </w:p>
         </w:tc>
         <w:tc>
@@ -10767,6 +11414,12 @@
                 <w:bCs/>
               </w:rPr>
             </w:pPr>
+            <w:r>
+              <w:rPr>
+                <w:sz w:val="22"/>
+              </w:rPr>
+              <w:t>{{n_12_a}}</w:t>
+            </w:r>
           </w:p>
         </w:tc>
         <w:tc>
@@ -10781,6 +11434,12 @@
                 <w:bCs/>
               </w:rPr>
             </w:pPr>
+            <w:r>
+              <w:rPr>
+                <w:sz w:val="16"/>
+              </w:rPr>
+              <w:t>{{cm_12_a}}</w:t>
+            </w:r>
           </w:p>
         </w:tc>
       </w:tr>
@@ -10864,6 +11523,12 @@
                 <w:bCs/>
               </w:rPr>
             </w:pPr>
+            <w:r>
+              <w:rPr>
+                <w:sz w:val="22"/>
+              </w:rPr>
+              <w:t>{{c_12_b}}</w:t>
+            </w:r>
           </w:p>
         </w:tc>
         <w:tc>
@@ -10878,6 +11543,12 @@
                 <w:bCs/>
               </w:rPr>
             </w:pPr>
+            <w:r>
+              <w:rPr>
+                <w:sz w:val="22"/>
+              </w:rPr>
+              <w:t>{{n_12_b}}</w:t>
+            </w:r>
           </w:p>
         </w:tc>
         <w:tc>
@@ -10892,6 +11563,12 @@
                 <w:bCs/>
               </w:rPr>
             </w:pPr>
+            <w:r>
+              <w:rPr>
+                <w:sz w:val="16"/>
+              </w:rPr>
+              <w:t>{{cm_12_b}}</w:t>
+            </w:r>
           </w:p>
         </w:tc>
       </w:tr>
@@ -11134,6 +11811,12 @@
                 <w:bCs/>
               </w:rPr>
             </w:pPr>
+            <w:r>
+              <w:rPr>
+                <w:sz w:val="22"/>
+              </w:rPr>
+              <w:t>{{c_12_c}}</w:t>
+            </w:r>
           </w:p>
         </w:tc>
         <w:tc>
@@ -11148,6 +11831,12 @@
                 <w:bCs/>
               </w:rPr>
             </w:pPr>
+            <w:r>
+              <w:rPr>
+                <w:sz w:val="22"/>
+              </w:rPr>
+              <w:t>{{n_12_c}}</w:t>
+            </w:r>
           </w:p>
         </w:tc>
         <w:tc>
@@ -11162,6 +11851,12 @@
                 <w:bCs/>
               </w:rPr>
             </w:pPr>
+            <w:r>
+              <w:rPr>
+                <w:sz w:val="16"/>
+              </w:rPr>
+              <w:t>{{cm_12_c}}</w:t>
+            </w:r>
           </w:p>
         </w:tc>
       </w:tr>
@@ -11224,6 +11919,12 @@
                 <w:bCs/>
               </w:rPr>
             </w:pPr>
+            <w:r>
+              <w:rPr>
+                <w:sz w:val="22"/>
+              </w:rPr>
+              <w:t>{{c_12_d}}</w:t>
+            </w:r>
           </w:p>
         </w:tc>
         <w:tc>
@@ -11238,6 +11939,12 @@
                 <w:bCs/>
               </w:rPr>
             </w:pPr>
+            <w:r>
+              <w:rPr>
+                <w:sz w:val="22"/>
+              </w:rPr>
+              <w:t>{{n_12_d}}</w:t>
+            </w:r>
           </w:p>
         </w:tc>
         <w:tc>
@@ -11252,6 +11959,12 @@
                 <w:bCs/>
               </w:rPr>
             </w:pPr>
+            <w:r>
+              <w:rPr>
+                <w:sz w:val="16"/>
+              </w:rPr>
+              <w:t>{{cm_12_d}}</w:t>
+            </w:r>
           </w:p>
         </w:tc>
       </w:tr>
@@ -11314,6 +12027,12 @@
                 <w:bCs/>
               </w:rPr>
             </w:pPr>
+            <w:r>
+              <w:rPr>
+                <w:sz w:val="22"/>
+              </w:rPr>
+              <w:t>{{c_12_e}}</w:t>
+            </w:r>
           </w:p>
         </w:tc>
         <w:tc>
@@ -11328,6 +12047,12 @@
                 <w:bCs/>
               </w:rPr>
             </w:pPr>
+            <w:r>
+              <w:rPr>
+                <w:sz w:val="22"/>
+              </w:rPr>
+              <w:t>{{n_12_e}}</w:t>
+            </w:r>
           </w:p>
         </w:tc>
         <w:tc>
@@ -11342,6 +12067,12 @@
                 <w:bCs/>
               </w:rPr>
             </w:pPr>
+            <w:r>
+              <w:rPr>
+                <w:sz w:val="16"/>
+              </w:rPr>
+              <w:t>{{cm_12_e}}</w:t>
+            </w:r>
           </w:p>
         </w:tc>
       </w:tr>
@@ -11426,6 +12157,12 @@
                 <w:bCs/>
               </w:rPr>
             </w:pPr>
+            <w:r>
+              <w:rPr>
+                <w:sz w:val="22"/>
+              </w:rPr>
+              <w:t>{{c_12_f}}</w:t>
+            </w:r>
           </w:p>
         </w:tc>
         <w:tc>
@@ -11440,6 +12177,12 @@
                 <w:bCs/>
               </w:rPr>
             </w:pPr>
+            <w:r>
+              <w:rPr>
+                <w:sz w:val="22"/>
+              </w:rPr>
+              <w:t>{{n_12_f}}</w:t>
+            </w:r>
           </w:p>
         </w:tc>
         <w:tc>
@@ -11454,6 +12197,12 @@
                 <w:bCs/>
               </w:rPr>
             </w:pPr>
+            <w:r>
+              <w:rPr>
+                <w:sz w:val="16"/>
+              </w:rPr>
+              <w:t>{{cm_12_f}}</w:t>
+            </w:r>
           </w:p>
         </w:tc>
       </w:tr>
@@ -11872,6 +12621,12 @@
                 <w:bCs/>
               </w:rPr>
             </w:pPr>
+            <w:r>
+              <w:rPr>
+                <w:sz w:val="22"/>
+              </w:rPr>
+              <w:t>{{c_13_a}}</w:t>
+            </w:r>
           </w:p>
         </w:tc>
         <w:tc>
@@ -11886,6 +12641,12 @@
                 <w:bCs/>
               </w:rPr>
             </w:pPr>
+            <w:r>
+              <w:rPr>
+                <w:sz w:val="22"/>
+              </w:rPr>
+              <w:t>{{n_13_a}}</w:t>
+            </w:r>
           </w:p>
         </w:tc>
         <w:tc>
@@ -11900,6 +12661,12 @@
                 <w:bCs/>
               </w:rPr>
             </w:pPr>
+            <w:r>
+              <w:rPr>
+                <w:sz w:val="16"/>
+              </w:rPr>
+              <w:t>{{cm_13_a}}</w:t>
+            </w:r>
           </w:p>
         </w:tc>
       </w:tr>
@@ -11974,6 +12741,12 @@
                 <w:bCs/>
               </w:rPr>
             </w:pPr>
+            <w:r>
+              <w:rPr>
+                <w:sz w:val="22"/>
+              </w:rPr>
+              <w:t>{{c_13_b}}</w:t>
+            </w:r>
           </w:p>
         </w:tc>
         <w:tc>
@@ -11988,6 +12761,12 @@
                 <w:bCs/>
               </w:rPr>
             </w:pPr>
+            <w:r>
+              <w:rPr>
+                <w:sz w:val="22"/>
+              </w:rPr>
+              <w:t>{{n_13_b}}</w:t>
+            </w:r>
           </w:p>
         </w:tc>
         <w:tc>
@@ -12002,6 +12781,12 @@
                 <w:bCs/>
               </w:rPr>
             </w:pPr>
+            <w:r>
+              <w:rPr>
+                <w:sz w:val="16"/>
+              </w:rPr>
+              <w:t>{{cm_13_b}}</w:t>
+            </w:r>
           </w:p>
         </w:tc>
       </w:tr>
@@ -12063,6 +12848,12 @@
                 <w:bCs/>
               </w:rPr>
             </w:pPr>
+            <w:r>
+              <w:rPr>
+                <w:sz w:val="22"/>
+              </w:rPr>
+              <w:t>{{c_13_c}}</w:t>
+            </w:r>
           </w:p>
         </w:tc>
         <w:tc>
@@ -12077,6 +12868,12 @@
                 <w:bCs/>
               </w:rPr>
             </w:pPr>
+            <w:r>
+              <w:rPr>
+                <w:sz w:val="22"/>
+              </w:rPr>
+              <w:t>{{n_13_c}}</w:t>
+            </w:r>
           </w:p>
         </w:tc>
         <w:tc>
@@ -12091,6 +12888,12 @@
                 <w:bCs/>
               </w:rPr>
             </w:pPr>
+            <w:r>
+              <w:rPr>
+                <w:sz w:val="16"/>
+              </w:rPr>
+              <w:t>{{cm_13_c}}</w:t>
+            </w:r>
           </w:p>
         </w:tc>
       </w:tr>
@@ -12519,6 +13322,12 @@
                 <w:bCs/>
               </w:rPr>
             </w:pPr>
+            <w:r>
+              <w:rPr>
+                <w:sz w:val="22"/>
+              </w:rPr>
+              <w:t>{{c_14_a}}</w:t>
+            </w:r>
           </w:p>
         </w:tc>
         <w:tc>
@@ -12533,6 +13342,12 @@
                 <w:bCs/>
               </w:rPr>
             </w:pPr>
+            <w:r>
+              <w:rPr>
+                <w:sz w:val="22"/>
+              </w:rPr>
+              <w:t>{{n_14_a}}</w:t>
+            </w:r>
           </w:p>
         </w:tc>
         <w:tc>
@@ -12547,6 +13362,12 @@
                 <w:bCs/>
               </w:rPr>
             </w:pPr>
+            <w:r>
+              <w:rPr>
+                <w:sz w:val="16"/>
+              </w:rPr>
+              <w:t>{{cm_14_a}}</w:t>
+            </w:r>
           </w:p>
         </w:tc>
       </w:tr>
@@ -12621,6 +13442,12 @@
                 <w:bCs/>
               </w:rPr>
             </w:pPr>
+            <w:r>
+              <w:rPr>
+                <w:sz w:val="22"/>
+              </w:rPr>
+              <w:t>{{c_14_b}}</w:t>
+            </w:r>
           </w:p>
         </w:tc>
         <w:tc>
@@ -12635,6 +13462,12 @@
                 <w:bCs/>
               </w:rPr>
             </w:pPr>
+            <w:r>
+              <w:rPr>
+                <w:sz w:val="22"/>
+              </w:rPr>
+              <w:t>{{n_14_b}}</w:t>
+            </w:r>
           </w:p>
         </w:tc>
         <w:tc>
@@ -12649,6 +13482,12 @@
                 <w:bCs/>
               </w:rPr>
             </w:pPr>
+            <w:r>
+              <w:rPr>
+                <w:sz w:val="16"/>
+              </w:rPr>
+              <w:t>{{cm_14_b}}</w:t>
+            </w:r>
           </w:p>
         </w:tc>
       </w:tr>
@@ -12710,6 +13549,12 @@
                 <w:bCs/>
               </w:rPr>
             </w:pPr>
+            <w:r>
+              <w:rPr>
+                <w:sz w:val="22"/>
+              </w:rPr>
+              <w:t>{{c_14_c}}</w:t>
+            </w:r>
           </w:p>
         </w:tc>
         <w:tc>
@@ -12724,6 +13569,12 @@
                 <w:bCs/>
               </w:rPr>
             </w:pPr>
+            <w:r>
+              <w:rPr>
+                <w:sz w:val="22"/>
+              </w:rPr>
+              <w:t>{{n_14_c}}</w:t>
+            </w:r>
           </w:p>
         </w:tc>
         <w:tc>
@@ -12738,6 +13589,12 @@
                 <w:bCs/>
               </w:rPr>
             </w:pPr>
+            <w:r>
+              <w:rPr>
+                <w:sz w:val="16"/>
+              </w:rPr>
+              <w:t>{{cm_14_c}}</w:t>
+            </w:r>
           </w:p>
         </w:tc>
       </w:tr>
@@ -12813,6 +13670,12 @@
                 <w:bCs/>
               </w:rPr>
             </w:pPr>
+            <w:r>
+              <w:rPr>
+                <w:sz w:val="22"/>
+              </w:rPr>
+              <w:t>{{c_14_d}}</w:t>
+            </w:r>
           </w:p>
         </w:tc>
         <w:tc>
@@ -12827,6 +13690,12 @@
                 <w:bCs/>
               </w:rPr>
             </w:pPr>
+            <w:r>
+              <w:rPr>
+                <w:sz w:val="22"/>
+              </w:rPr>
+              <w:t>{{n_14_d}}</w:t>
+            </w:r>
           </w:p>
         </w:tc>
         <w:tc>
@@ -12841,6 +13710,12 @@
                 <w:bCs/>
               </w:rPr>
             </w:pPr>
+            <w:r>
+              <w:rPr>
+                <w:sz w:val="16"/>
+              </w:rPr>
+              <w:t>{{cm_14_d}}</w:t>
+            </w:r>
           </w:p>
         </w:tc>
       </w:tr>
@@ -13236,6 +14111,12 @@
                 <w:bCs/>
               </w:rPr>
             </w:pPr>
+            <w:r>
+              <w:rPr>
+                <w:sz w:val="22"/>
+              </w:rPr>
+              <w:t>{{c_15_a}}</w:t>
+            </w:r>
           </w:p>
         </w:tc>
         <w:tc>
@@ -13250,6 +14131,12 @@
                 <w:bCs/>
               </w:rPr>
             </w:pPr>
+            <w:r>
+              <w:rPr>
+                <w:sz w:val="22"/>
+              </w:rPr>
+              <w:t>{{n_15_a}}</w:t>
+            </w:r>
           </w:p>
         </w:tc>
         <w:tc>
@@ -13264,6 +14151,12 @@
                 <w:bCs/>
               </w:rPr>
             </w:pPr>
+            <w:r>
+              <w:rPr>
+                <w:sz w:val="16"/>
+              </w:rPr>
+              <w:t>{{cm_15_a}}</w:t>
+            </w:r>
           </w:p>
         </w:tc>
       </w:tr>
@@ -13322,6 +14215,12 @@
                 <w:bCs/>
               </w:rPr>
             </w:pPr>
+            <w:r>
+              <w:rPr>
+                <w:sz w:val="22"/>
+              </w:rPr>
+              <w:t>{{c_15_b}}</w:t>
+            </w:r>
           </w:p>
         </w:tc>
         <w:tc>
@@ -13336,6 +14235,12 @@
                 <w:bCs/>
               </w:rPr>
             </w:pPr>
+            <w:r>
+              <w:rPr>
+                <w:sz w:val="22"/>
+              </w:rPr>
+              <w:t>{{n_15_b}}</w:t>
+            </w:r>
           </w:p>
         </w:tc>
         <w:tc>
@@ -13350,6 +14255,12 @@
                 <w:bCs/>
               </w:rPr>
             </w:pPr>
+            <w:r>
+              <w:rPr>
+                <w:sz w:val="16"/>
+              </w:rPr>
+              <w:t>{{cm_15_b}}</w:t>
+            </w:r>
           </w:p>
         </w:tc>
       </w:tr>
@@ -13411,6 +14322,12 @@
                 <w:bCs/>
               </w:rPr>
             </w:pPr>
+            <w:r>
+              <w:rPr>
+                <w:sz w:val="22"/>
+              </w:rPr>
+              <w:t>{{c_15_c}}</w:t>
+            </w:r>
           </w:p>
         </w:tc>
         <w:tc>
@@ -13425,6 +14342,12 @@
                 <w:bCs/>
               </w:rPr>
             </w:pPr>
+            <w:r>
+              <w:rPr>
+                <w:sz w:val="22"/>
+              </w:rPr>
+              <w:t>{{n_15_c}}</w:t>
+            </w:r>
           </w:p>
         </w:tc>
         <w:tc>
@@ -13439,6 +14362,12 @@
                 <w:bCs/>
               </w:rPr>
             </w:pPr>
+            <w:r>
+              <w:rPr>
+                <w:sz w:val="16"/>
+              </w:rPr>
+              <w:t>{{cm_15_c}}</w:t>
+            </w:r>
           </w:p>
         </w:tc>
       </w:tr>
@@ -13853,6 +14782,12 @@
                 <w:bCs/>
               </w:rPr>
             </w:pPr>
+            <w:r>
+              <w:rPr>
+                <w:sz w:val="22"/>
+              </w:rPr>
+              <w:t>{{c_16_a}}</w:t>
+            </w:r>
           </w:p>
         </w:tc>
         <w:tc>
@@ -13867,6 +14802,12 @@
                 <w:bCs/>
               </w:rPr>
             </w:pPr>
+            <w:r>
+              <w:rPr>
+                <w:sz w:val="22"/>
+              </w:rPr>
+              <w:t>{{n_16_a}}</w:t>
+            </w:r>
           </w:p>
         </w:tc>
         <w:tc>
@@ -13881,6 +14822,12 @@
                 <w:bCs/>
               </w:rPr>
             </w:pPr>
+            <w:r>
+              <w:rPr>
+                <w:sz w:val="16"/>
+              </w:rPr>
+              <w:t>{{cm_16_a}}</w:t>
+            </w:r>
           </w:p>
         </w:tc>
       </w:tr>
@@ -13942,6 +14889,12 @@
                 <w:bCs/>
               </w:rPr>
             </w:pPr>
+            <w:r>
+              <w:rPr>
+                <w:sz w:val="22"/>
+              </w:rPr>
+              <w:t>{{c_16_b}}</w:t>
+            </w:r>
           </w:p>
         </w:tc>
         <w:tc>
@@ -13956,6 +14909,12 @@
                 <w:bCs/>
               </w:rPr>
             </w:pPr>
+            <w:r>
+              <w:rPr>
+                <w:sz w:val="22"/>
+              </w:rPr>
+              <w:t>{{n_16_b}}</w:t>
+            </w:r>
           </w:p>
         </w:tc>
         <w:tc>
@@ -13970,6 +14929,12 @@
                 <w:bCs/>
               </w:rPr>
             </w:pPr>
+            <w:r>
+              <w:rPr>
+                <w:sz w:val="16"/>
+              </w:rPr>
+              <w:t>{{cm_16_b}}</w:t>
+            </w:r>
           </w:p>
         </w:tc>
       </w:tr>
@@ -14033,6 +14998,12 @@
                 <w:bCs/>
               </w:rPr>
             </w:pPr>
+            <w:r>
+              <w:rPr>
+                <w:sz w:val="22"/>
+              </w:rPr>
+              <w:t>{{c_16_c}}</w:t>
+            </w:r>
           </w:p>
         </w:tc>
         <w:tc>
@@ -14048,6 +15019,12 @@
                 <w:bCs/>
               </w:rPr>
             </w:pPr>
+            <w:r>
+              <w:rPr>
+                <w:sz w:val="22"/>
+              </w:rPr>
+              <w:t>{{n_16_c}}</w:t>
+            </w:r>
           </w:p>
         </w:tc>
         <w:tc>
@@ -14063,6 +15040,12 @@
                 <w:bCs/>
               </w:rPr>
             </w:pPr>
+            <w:r>
+              <w:rPr>
+                <w:sz w:val="16"/>
+              </w:rPr>
+              <w:t>{{cm_16_c}}</w:t>
+            </w:r>
           </w:p>
         </w:tc>
       </w:tr>
@@ -15044,6 +16027,12 @@
                 <w:bCs/>
               </w:rPr>
             </w:pPr>
+            <w:r>
+              <w:rPr>
+                <w:sz w:val="22"/>
+              </w:rPr>
+              <w:t>{{c_17_a}}</w:t>
+            </w:r>
           </w:p>
         </w:tc>
         <w:tc>
@@ -15058,6 +16047,12 @@
                 <w:bCs/>
               </w:rPr>
             </w:pPr>
+            <w:r>
+              <w:rPr>
+                <w:sz w:val="22"/>
+              </w:rPr>
+              <w:t>{{n_17_a}}</w:t>
+            </w:r>
           </w:p>
         </w:tc>
         <w:tc>
@@ -15072,6 +16067,12 @@
                 <w:bCs/>
               </w:rPr>
             </w:pPr>
+            <w:r>
+              <w:rPr>
+                <w:sz w:val="16"/>
+              </w:rPr>
+              <w:t>{{cm_17_a}}</w:t>
+            </w:r>
           </w:p>
         </w:tc>
       </w:tr>
@@ -15133,6 +16134,12 @@
                 <w:bCs/>
               </w:rPr>
             </w:pPr>
+            <w:r>
+              <w:rPr>
+                <w:sz w:val="22"/>
+              </w:rPr>
+              <w:t>{{c_17_b}}</w:t>
+            </w:r>
           </w:p>
         </w:tc>
         <w:tc>
@@ -15147,6 +16154,12 @@
                 <w:bCs/>
               </w:rPr>
             </w:pPr>
+            <w:r>
+              <w:rPr>
+                <w:sz w:val="22"/>
+              </w:rPr>
+              <w:t>{{n_17_b}}</w:t>
+            </w:r>
           </w:p>
         </w:tc>
         <w:tc>
@@ -15161,6 +16174,12 @@
                 <w:bCs/>
               </w:rPr>
             </w:pPr>
+            <w:r>
+              <w:rPr>
+                <w:sz w:val="16"/>
+              </w:rPr>
+              <w:t>{{cm_17_b}}</w:t>
+            </w:r>
           </w:p>
         </w:tc>
       </w:tr>
@@ -15222,6 +16241,12 @@
                 <w:bCs/>
               </w:rPr>
             </w:pPr>
+            <w:r>
+              <w:rPr>
+                <w:sz w:val="22"/>
+              </w:rPr>
+              <w:t>{{c_17_c}}</w:t>
+            </w:r>
           </w:p>
         </w:tc>
         <w:tc>
@@ -15236,6 +16261,12 @@
                 <w:bCs/>
               </w:rPr>
             </w:pPr>
+            <w:r>
+              <w:rPr>
+                <w:sz w:val="22"/>
+              </w:rPr>
+              <w:t>{{n_17_c}}</w:t>
+            </w:r>
           </w:p>
         </w:tc>
         <w:tc>
@@ -15250,6 +16281,12 @@
                 <w:bCs/>
               </w:rPr>
             </w:pPr>
+            <w:r>
+              <w:rPr>
+                <w:sz w:val="16"/>
+              </w:rPr>
+              <w:t>{{cm_17_c}}</w:t>
+            </w:r>
           </w:p>
         </w:tc>
       </w:tr>
@@ -15340,6 +16377,12 @@
                 <w:bCs/>
               </w:rPr>
             </w:pPr>
+            <w:r>
+              <w:rPr>
+                <w:sz w:val="22"/>
+              </w:rPr>
+              <w:t>{{c_17_d}}</w:t>
+            </w:r>
           </w:p>
         </w:tc>
         <w:tc>
@@ -15354,6 +16397,12 @@
                 <w:bCs/>
               </w:rPr>
             </w:pPr>
+            <w:r>
+              <w:rPr>
+                <w:sz w:val="22"/>
+              </w:rPr>
+              <w:t>{{n_17_d}}</w:t>
+            </w:r>
           </w:p>
         </w:tc>
         <w:tc>
@@ -15368,6 +16417,12 @@
                 <w:bCs/>
               </w:rPr>
             </w:pPr>
+            <w:r>
+              <w:rPr>
+                <w:sz w:val="16"/>
+              </w:rPr>
+              <w:t>{{cm_17_d}}</w:t>
+            </w:r>
           </w:p>
         </w:tc>
       </w:tr>
@@ -15775,6 +16830,12 @@
                 <w:bCs/>
               </w:rPr>
             </w:pPr>
+            <w:r>
+              <w:rPr>
+                <w:sz w:val="22"/>
+              </w:rPr>
+              <w:t>{{c_18_a}}</w:t>
+            </w:r>
           </w:p>
         </w:tc>
         <w:tc>
@@ -15789,6 +16850,12 @@
                 <w:bCs/>
               </w:rPr>
             </w:pPr>
+            <w:r>
+              <w:rPr>
+                <w:sz w:val="22"/>
+              </w:rPr>
+              <w:t>{{n_18_a}}</w:t>
+            </w:r>
           </w:p>
         </w:tc>
         <w:tc>
@@ -15803,6 +16870,12 @@
                 <w:bCs/>
               </w:rPr>
             </w:pPr>
+            <w:r>
+              <w:rPr>
+                <w:sz w:val="16"/>
+              </w:rPr>
+              <w:t>{{cm_18_a}}</w:t>
+            </w:r>
           </w:p>
         </w:tc>
       </w:tr>
@@ -15864,6 +16937,12 @@
                 <w:bCs/>
               </w:rPr>
             </w:pPr>
+            <w:r>
+              <w:rPr>
+                <w:sz w:val="22"/>
+              </w:rPr>
+              <w:t>{{c_18_b}}</w:t>
+            </w:r>
           </w:p>
         </w:tc>
         <w:tc>
@@ -15878,6 +16957,12 @@
                 <w:bCs/>
               </w:rPr>
             </w:pPr>
+            <w:r>
+              <w:rPr>
+                <w:sz w:val="22"/>
+              </w:rPr>
+              <w:t>{{n_18_b}}</w:t>
+            </w:r>
           </w:p>
         </w:tc>
         <w:tc>
@@ -15892,6 +16977,12 @@
                 <w:bCs/>
               </w:rPr>
             </w:pPr>
+            <w:r>
+              <w:rPr>
+                <w:sz w:val="16"/>
+              </w:rPr>
+              <w:t>{{cm_18_b}}</w:t>
+            </w:r>
           </w:p>
         </w:tc>
       </w:tr>
@@ -15953,6 +17044,12 @@
                 <w:bCs/>
               </w:rPr>
             </w:pPr>
+            <w:r>
+              <w:rPr>
+                <w:sz w:val="22"/>
+              </w:rPr>
+              <w:t>{{c_18_c}}</w:t>
+            </w:r>
           </w:p>
         </w:tc>
         <w:tc>
@@ -15967,6 +17064,12 @@
                 <w:bCs/>
               </w:rPr>
             </w:pPr>
+            <w:r>
+              <w:rPr>
+                <w:sz w:val="22"/>
+              </w:rPr>
+              <w:t>{{n_18_c}}</w:t>
+            </w:r>
           </w:p>
         </w:tc>
         <w:tc>
@@ -15981,6 +17084,12 @@
                 <w:bCs/>
               </w:rPr>
             </w:pPr>
+            <w:r>
+              <w:rPr>
+                <w:sz w:val="16"/>
+              </w:rPr>
+              <w:t>{{cm_18_c}}</w:t>
+            </w:r>
           </w:p>
         </w:tc>
       </w:tr>
@@ -16041,6 +17150,12 @@
                 <w:bCs/>
               </w:rPr>
             </w:pPr>
+            <w:r>
+              <w:rPr>
+                <w:sz w:val="22"/>
+              </w:rPr>
+              <w:t>{{c_18_d}}</w:t>
+            </w:r>
           </w:p>
         </w:tc>
         <w:tc>
@@ -16055,6 +17170,12 @@
                 <w:bCs/>
               </w:rPr>
             </w:pPr>
+            <w:r>
+              <w:rPr>
+                <w:sz w:val="22"/>
+              </w:rPr>
+              <w:t>{{n_18_d}}</w:t>
+            </w:r>
           </w:p>
         </w:tc>
         <w:tc>
@@ -16069,6 +17190,12 @@
                 <w:bCs/>
               </w:rPr>
             </w:pPr>
+            <w:r>
+              <w:rPr>
+                <w:sz w:val="16"/>
+              </w:rPr>
+              <w:t>{{cm_18_d}}</w:t>
+            </w:r>
           </w:p>
         </w:tc>
       </w:tr>
@@ -16130,6 +17257,12 @@
                 <w:bCs/>
               </w:rPr>
             </w:pPr>
+            <w:r>
+              <w:rPr>
+                <w:sz w:val="22"/>
+              </w:rPr>
+              <w:t>{{c_18_e}}</w:t>
+            </w:r>
           </w:p>
         </w:tc>
         <w:tc>
@@ -16144,6 +17277,12 @@
                 <w:bCs/>
               </w:rPr>
             </w:pPr>
+            <w:r>
+              <w:rPr>
+                <w:sz w:val="22"/>
+              </w:rPr>
+              <w:t>{{n_18_e}}</w:t>
+            </w:r>
           </w:p>
         </w:tc>
         <w:tc>
@@ -16158,6 +17297,12 @@
                 <w:bCs/>
               </w:rPr>
             </w:pPr>
+            <w:r>
+              <w:rPr>
+                <w:sz w:val="16"/>
+              </w:rPr>
+              <w:t>{{cm_18_e}}</w:t>
+            </w:r>
           </w:p>
         </w:tc>
       </w:tr>
@@ -16219,6 +17364,12 @@
                 <w:bCs/>
               </w:rPr>
             </w:pPr>
+            <w:r>
+              <w:rPr>
+                <w:sz w:val="22"/>
+              </w:rPr>
+              <w:t>{{c_18_f}}</w:t>
+            </w:r>
           </w:p>
         </w:tc>
         <w:tc>
@@ -16233,6 +17384,12 @@
                 <w:bCs/>
               </w:rPr>
             </w:pPr>
+            <w:r>
+              <w:rPr>
+                <w:sz w:val="22"/>
+              </w:rPr>
+              <w:t>{{n_18_f}}</w:t>
+            </w:r>
           </w:p>
         </w:tc>
         <w:tc>
@@ -16247,6 +17404,12 @@
                 <w:bCs/>
               </w:rPr>
             </w:pPr>
+            <w:r>
+              <w:rPr>
+                <w:sz w:val="16"/>
+              </w:rPr>
+              <w:t>{{cm_18_f}}</w:t>
+            </w:r>
           </w:p>
         </w:tc>
       </w:tr>
@@ -16308,6 +17471,12 @@
                 <w:bCs/>
               </w:rPr>
             </w:pPr>
+            <w:r>
+              <w:rPr>
+                <w:sz w:val="22"/>
+              </w:rPr>
+              <w:t>{{c_18_g}}</w:t>
+            </w:r>
           </w:p>
         </w:tc>
         <w:tc>
@@ -16322,6 +17491,12 @@
                 <w:bCs/>
               </w:rPr>
             </w:pPr>
+            <w:r>
+              <w:rPr>
+                <w:sz w:val="22"/>
+              </w:rPr>
+              <w:t>{{n_18_g}}</w:t>
+            </w:r>
           </w:p>
         </w:tc>
         <w:tc>
@@ -16336,6 +17511,12 @@
                 <w:bCs/>
               </w:rPr>
             </w:pPr>
+            <w:r>
+              <w:rPr>
+                <w:sz w:val="16"/>
+              </w:rPr>
+              <w:t>{{cm_18_g}}</w:t>
+            </w:r>
           </w:p>
         </w:tc>
       </w:tr>
@@ -16417,6 +17598,12 @@
                 <w:bCs/>
               </w:rPr>
             </w:pPr>
+            <w:r>
+              <w:rPr>
+                <w:sz w:val="22"/>
+              </w:rPr>
+              <w:t>{{c_18_h}}</w:t>
+            </w:r>
           </w:p>
         </w:tc>
         <w:tc>
@@ -16431,6 +17618,12 @@
                 <w:bCs/>
               </w:rPr>
             </w:pPr>
+            <w:r>
+              <w:rPr>
+                <w:sz w:val="22"/>
+              </w:rPr>
+              <w:t>{{n_18_h}}</w:t>
+            </w:r>
           </w:p>
         </w:tc>
         <w:tc>
@@ -16445,6 +17638,12 @@
                 <w:bCs/>
               </w:rPr>
             </w:pPr>
+            <w:r>
+              <w:rPr>
+                <w:sz w:val="16"/>
+              </w:rPr>
+              <w:t>{{cm_18_h}}</w:t>
+            </w:r>
           </w:p>
         </w:tc>
       </w:tr>
@@ -16895,6 +18094,12 @@
                 <w:bCs/>
               </w:rPr>
             </w:pPr>
+            <w:r>
+              <w:rPr>
+                <w:sz w:val="22"/>
+              </w:rPr>
+              <w:t>{{c_19_a}}</w:t>
+            </w:r>
           </w:p>
         </w:tc>
         <w:tc>
@@ -16909,6 +18114,12 @@
                 <w:bCs/>
               </w:rPr>
             </w:pPr>
+            <w:r>
+              <w:rPr>
+                <w:sz w:val="22"/>
+              </w:rPr>
+              <w:t>{{n_19_a}}</w:t>
+            </w:r>
           </w:p>
         </w:tc>
         <w:tc>
@@ -16923,6 +18134,12 @@
                 <w:bCs/>
               </w:rPr>
             </w:pPr>
+            <w:r>
+              <w:rPr>
+                <w:sz w:val="16"/>
+              </w:rPr>
+              <w:t>{{cm_19_a}}</w:t>
+            </w:r>
           </w:p>
         </w:tc>
       </w:tr>
@@ -16984,6 +18201,12 @@
                 <w:bCs/>
               </w:rPr>
             </w:pPr>
+            <w:r>
+              <w:rPr>
+                <w:sz w:val="22"/>
+              </w:rPr>
+              <w:t>{{c_19_b}}</w:t>
+            </w:r>
           </w:p>
         </w:tc>
         <w:tc>
@@ -16998,6 +18221,12 @@
                 <w:bCs/>
               </w:rPr>
             </w:pPr>
+            <w:r>
+              <w:rPr>
+                <w:sz w:val="22"/>
+              </w:rPr>
+              <w:t>{{n_19_b}}</w:t>
+            </w:r>
           </w:p>
         </w:tc>
         <w:tc>
@@ -17012,6 +18241,12 @@
                 <w:bCs/>
               </w:rPr>
             </w:pPr>
+            <w:r>
+              <w:rPr>
+                <w:sz w:val="16"/>
+              </w:rPr>
+              <w:t>{{cm_19_b}}</w:t>
+            </w:r>
           </w:p>
         </w:tc>
       </w:tr>
@@ -17080,6 +18315,12 @@
                 <w:bCs/>
               </w:rPr>
             </w:pPr>
+            <w:r>
+              <w:rPr>
+                <w:sz w:val="22"/>
+              </w:rPr>
+              <w:t>{{c_19_c}}</w:t>
+            </w:r>
           </w:p>
         </w:tc>
         <w:tc>
@@ -17094,6 +18335,12 @@
                 <w:bCs/>
               </w:rPr>
             </w:pPr>
+            <w:r>
+              <w:rPr>
+                <w:sz w:val="22"/>
+              </w:rPr>
+              <w:t>{{n_19_c}}</w:t>
+            </w:r>
           </w:p>
         </w:tc>
         <w:tc>
@@ -17108,6 +18355,12 @@
                 <w:bCs/>
               </w:rPr>
             </w:pPr>
+            <w:r>
+              <w:rPr>
+                <w:sz w:val="16"/>
+              </w:rPr>
+              <w:t>{{cm_19_c}}</w:t>
+            </w:r>
           </w:p>
         </w:tc>
       </w:tr>
@@ -17169,6 +18422,12 @@
                 <w:bCs/>
               </w:rPr>
             </w:pPr>
+            <w:r>
+              <w:rPr>
+                <w:sz w:val="22"/>
+              </w:rPr>
+              <w:t>{{c_19_d}}</w:t>
+            </w:r>
           </w:p>
         </w:tc>
         <w:tc>
@@ -17183,6 +18442,12 @@
                 <w:bCs/>
               </w:rPr>
             </w:pPr>
+            <w:r>
+              <w:rPr>
+                <w:sz w:val="22"/>
+              </w:rPr>
+              <w:t>{{n_19_d}}</w:t>
+            </w:r>
           </w:p>
         </w:tc>
         <w:tc>
@@ -17197,6 +18462,12 @@
                 <w:bCs/>
               </w:rPr>
             </w:pPr>
+            <w:r>
+              <w:rPr>
+                <w:sz w:val="16"/>
+              </w:rPr>
+              <w:t>{{cm_19_d}}</w:t>
+            </w:r>
           </w:p>
         </w:tc>
       </w:tr>
@@ -17259,6 +18530,12 @@
                 <w:bCs/>
               </w:rPr>
             </w:pPr>
+            <w:r>
+              <w:rPr>
+                <w:sz w:val="22"/>
+              </w:rPr>
+              <w:t>{{c_19_e}}</w:t>
+            </w:r>
           </w:p>
         </w:tc>
         <w:tc>
@@ -17273,6 +18550,12 @@
                 <w:bCs/>
               </w:rPr>
             </w:pPr>
+            <w:r>
+              <w:rPr>
+                <w:sz w:val="22"/>
+              </w:rPr>
+              <w:t>{{n_19_e}}</w:t>
+            </w:r>
           </w:p>
         </w:tc>
         <w:tc>
@@ -17287,6 +18570,12 @@
                 <w:bCs/>
               </w:rPr>
             </w:pPr>
+            <w:r>
+              <w:rPr>
+                <w:sz w:val="16"/>
+              </w:rPr>
+              <w:t>{{cm_19_e}}</w:t>
+            </w:r>
           </w:p>
         </w:tc>
       </w:tr>
@@ -17774,6 +19063,12 @@
                 <w:bCs/>
               </w:rPr>
             </w:pPr>
+            <w:r>
+              <w:rPr>
+                <w:sz w:val="22"/>
+              </w:rPr>
+              <w:t>{{c_20_a}}</w:t>
+            </w:r>
           </w:p>
         </w:tc>
         <w:tc>
@@ -17788,6 +19083,12 @@
                 <w:bCs/>
               </w:rPr>
             </w:pPr>
+            <w:r>
+              <w:rPr>
+                <w:sz w:val="22"/>
+              </w:rPr>
+              <w:t>{{n_20_a}}</w:t>
+            </w:r>
           </w:p>
         </w:tc>
         <w:tc>
@@ -17802,6 +19103,12 @@
                 <w:bCs/>
               </w:rPr>
             </w:pPr>
+            <w:r>
+              <w:rPr>
+                <w:sz w:val="16"/>
+              </w:rPr>
+              <w:t>{{cm_20_a}}</w:t>
+            </w:r>
           </w:p>
         </w:tc>
       </w:tr>
@@ -17848,6 +19155,12 @@
                 <w:bCs/>
               </w:rPr>
             </w:pPr>
+            <w:r>
+              <w:rPr>
+                <w:sz w:val="22"/>
+              </w:rPr>
+              <w:t>{{c_20_b}}</w:t>
+            </w:r>
           </w:p>
         </w:tc>
         <w:tc>
@@ -17862,6 +19175,12 @@
                 <w:bCs/>
               </w:rPr>
             </w:pPr>
+            <w:r>
+              <w:rPr>
+                <w:sz w:val="22"/>
+              </w:rPr>
+              <w:t>{{n_20_b}}</w:t>
+            </w:r>
           </w:p>
         </w:tc>
         <w:tc>
@@ -17876,6 +19195,12 @@
                 <w:bCs/>
               </w:rPr>
             </w:pPr>
+            <w:r>
+              <w:rPr>
+                <w:sz w:val="16"/>
+              </w:rPr>
+              <w:t>{{cm_20_b}}</w:t>
+            </w:r>
           </w:p>
         </w:tc>
       </w:tr>
@@ -17922,6 +19247,12 @@
                 <w:bCs/>
               </w:rPr>
             </w:pPr>
+            <w:r>
+              <w:rPr>
+                <w:sz w:val="22"/>
+              </w:rPr>
+              <w:t>{{c_20_c}}</w:t>
+            </w:r>
           </w:p>
         </w:tc>
         <w:tc>
@@ -17936,6 +19267,12 @@
                 <w:bCs/>
               </w:rPr>
             </w:pPr>
+            <w:r>
+              <w:rPr>
+                <w:sz w:val="22"/>
+              </w:rPr>
+              <w:t>{{n_20_c}}</w:t>
+            </w:r>
           </w:p>
         </w:tc>
         <w:tc>
@@ -17950,6 +19287,12 @@
                 <w:bCs/>
               </w:rPr>
             </w:pPr>
+            <w:r>
+              <w:rPr>
+                <w:sz w:val="16"/>
+              </w:rPr>
+              <w:t>{{cm_20_c}}</w:t>
+            </w:r>
           </w:p>
         </w:tc>
       </w:tr>
@@ -17996,6 +19339,12 @@
                 <w:bCs/>
               </w:rPr>
             </w:pPr>
+            <w:r>
+              <w:rPr>
+                <w:sz w:val="22"/>
+              </w:rPr>
+              <w:t>{{c_20_d}}</w:t>
+            </w:r>
           </w:p>
         </w:tc>
         <w:tc>
@@ -18010,6 +19359,12 @@
                 <w:bCs/>
               </w:rPr>
             </w:pPr>
+            <w:r>
+              <w:rPr>
+                <w:sz w:val="22"/>
+              </w:rPr>
+              <w:t>{{n_20_d}}</w:t>
+            </w:r>
           </w:p>
         </w:tc>
         <w:tc>
@@ -18024,6 +19379,12 @@
                 <w:bCs/>
               </w:rPr>
             </w:pPr>
+            <w:r>
+              <w:rPr>
+                <w:sz w:val="16"/>
+              </w:rPr>
+              <w:t>{{cm_20_d}}</w:t>
+            </w:r>
           </w:p>
         </w:tc>
       </w:tr>
@@ -18068,6 +19429,12 @@
                 <w:b/>
               </w:rPr>
             </w:pPr>
+            <w:r>
+              <w:rPr>
+                <w:sz w:val="22"/>
+              </w:rPr>
+              <w:t>{{c_20_e}}</w:t>
+            </w:r>
           </w:p>
         </w:tc>
         <w:tc>
@@ -18082,6 +19449,12 @@
                 <w:b/>
               </w:rPr>
             </w:pPr>
+            <w:r>
+              <w:rPr>
+                <w:sz w:val="22"/>
+              </w:rPr>
+              <w:t>{{n_20_e}}</w:t>
+            </w:r>
           </w:p>
         </w:tc>
         <w:tc>
@@ -18096,6 +19469,12 @@
                 <w:b/>
               </w:rPr>
             </w:pPr>
+            <w:r>
+              <w:rPr>
+                <w:sz w:val="16"/>
+              </w:rPr>
+              <w:t>{{cm_20_e}}</w:t>
+            </w:r>
           </w:p>
         </w:tc>
       </w:tr>
@@ -18173,6 +19552,12 @@
                 <w:bCs/>
               </w:rPr>
             </w:pPr>
+            <w:r>
+              <w:rPr>
+                <w:sz w:val="22"/>
+              </w:rPr>
+              <w:t>{{c_20_f}}</w:t>
+            </w:r>
           </w:p>
         </w:tc>
         <w:tc>
@@ -18187,6 +19572,12 @@
                 <w:bCs/>
               </w:rPr>
             </w:pPr>
+            <w:r>
+              <w:rPr>
+                <w:sz w:val="22"/>
+              </w:rPr>
+              <w:t>{{n_20_f}}</w:t>
+            </w:r>
           </w:p>
         </w:tc>
         <w:tc>
@@ -18201,6 +19592,12 @@
                 <w:bCs/>
               </w:rPr>
             </w:pPr>
+            <w:r>
+              <w:rPr>
+                <w:sz w:val="16"/>
+              </w:rPr>
+              <w:t>{{cm_20_f}}</w:t>
+            </w:r>
           </w:p>
         </w:tc>
       </w:tr>
@@ -18244,6 +19641,12 @@
                 <w:rFonts w:ascii="Times New Roman" w:eastAsia="Times New Roman" w:hAnsi="Times New Roman" w:cs="Times New Roman"/>
               </w:rPr>
             </w:pPr>
+            <w:r>
+              <w:rPr>
+                <w:sz w:val="22"/>
+              </w:rPr>
+              <w:t>{{c_20_g}}</w:t>
+            </w:r>
           </w:p>
         </w:tc>
         <w:tc>
@@ -18257,6 +19660,12 @@
                 <w:rFonts w:ascii="Times New Roman" w:eastAsia="Times New Roman" w:hAnsi="Times New Roman" w:cs="Times New Roman"/>
               </w:rPr>
             </w:pPr>
+            <w:r>
+              <w:rPr>
+                <w:sz w:val="22"/>
+              </w:rPr>
+              <w:t>{{n_20_g}}</w:t>
+            </w:r>
           </w:p>
         </w:tc>
         <w:tc>
@@ -18270,6 +19679,12 @@
                 <w:rFonts w:ascii="Times New Roman" w:eastAsia="Times New Roman" w:hAnsi="Times New Roman" w:cs="Times New Roman"/>
               </w:rPr>
             </w:pPr>
+            <w:r>
+              <w:rPr>
+                <w:sz w:val="16"/>
+              </w:rPr>
+              <w:t>{{cm_20_g}}</w:t>
+            </w:r>
           </w:p>
         </w:tc>
       </w:tr>
@@ -18339,6 +19754,12 @@
                 <w:bCs/>
               </w:rPr>
             </w:pPr>
+            <w:r>
+              <w:rPr>
+                <w:sz w:val="22"/>
+              </w:rPr>
+              <w:t>{{c_20_h}}</w:t>
+            </w:r>
           </w:p>
         </w:tc>
         <w:tc>
@@ -18353,6 +19774,12 @@
                 <w:bCs/>
               </w:rPr>
             </w:pPr>
+            <w:r>
+              <w:rPr>
+                <w:sz w:val="22"/>
+              </w:rPr>
+              <w:t>{{n_20_h}}</w:t>
+            </w:r>
           </w:p>
         </w:tc>
         <w:tc>
@@ -18367,6 +19794,12 @@
                 <w:bCs/>
               </w:rPr>
             </w:pPr>
+            <w:r>
+              <w:rPr>
+                <w:sz w:val="16"/>
+              </w:rPr>
+              <w:t>{{cm_20_h}}</w:t>
+            </w:r>
           </w:p>
         </w:tc>
       </w:tr>
@@ -18570,6 +20003,12 @@
                 <w:bCs/>
               </w:rPr>
             </w:pPr>
+            <w:r>
+              <w:rPr>
+                <w:sz w:val="22"/>
+              </w:rPr>
+              <w:t>{{c_20_i}}</w:t>
+            </w:r>
           </w:p>
         </w:tc>
         <w:tc>
@@ -18584,6 +20023,12 @@
                 <w:bCs/>
               </w:rPr>
             </w:pPr>
+            <w:r>
+              <w:rPr>
+                <w:sz w:val="22"/>
+              </w:rPr>
+              <w:t>{{n_20_i}}</w:t>
+            </w:r>
           </w:p>
         </w:tc>
         <w:tc>
@@ -18598,6 +20043,12 @@
                 <w:bCs/>
               </w:rPr>
             </w:pPr>
+            <w:r>
+              <w:rPr>
+                <w:sz w:val="16"/>
+              </w:rPr>
+              <w:t>{{cm_20_i}}</w:t>
+            </w:r>
           </w:p>
         </w:tc>
       </w:tr>
@@ -18645,6 +20096,12 @@
                 <w:bCs/>
               </w:rPr>
             </w:pPr>
+            <w:r>
+              <w:rPr>
+                <w:sz w:val="22"/>
+              </w:rPr>
+              <w:t>{{c_20_j}}</w:t>
+            </w:r>
           </w:p>
         </w:tc>
         <w:tc>
@@ -18659,6 +20116,12 @@
                 <w:bCs/>
               </w:rPr>
             </w:pPr>
+            <w:r>
+              <w:rPr>
+                <w:sz w:val="22"/>
+              </w:rPr>
+              <w:t>{{n_20_j}}</w:t>
+            </w:r>
           </w:p>
         </w:tc>
         <w:tc>
@@ -18673,6 +20136,12 @@
                 <w:bCs/>
               </w:rPr>
             </w:pPr>
+            <w:r>
+              <w:rPr>
+                <w:sz w:val="16"/>
+              </w:rPr>
+              <w:t>{{cm_20_j}}</w:t>
+            </w:r>
           </w:p>
         </w:tc>
       </w:tr>
@@ -18691,6 +20160,18 @@
           <w:b/>
         </w:rPr>
         <w:t>Complete the section below.  Indicate your recommendation to the Council regarding accreditation of this program. Sign and date the document.</w:t>
+      </w:r>
+    </w:p>
+    <w:p>
+      <w:pPr>
+        <w:spacing w:before="480" w:after="120" w:line="240" w:lineRule="auto"/>
+        <w:rPr>
+          <w:rFonts w:ascii="Times New Roman" w:eastAsia="Times New Roman" w:hAnsi="Times New Roman" w:cs="Times New Roman"/>
+          <w:b/>
+        </w:rPr>
+      </w:pPr>
+      <w:r>
+        <w:t>{{reader_recommendation}}</w:t>
       </w:r>
     </w:p>
     <w:p>

--- a/CSHSE/server/src/assets/reader-report-templates/associate.docx
+++ b/CSHSE/server/src/assets/reader-report-templates/associate.docx
@@ -20706,7 +20706,7 @@
                 <w:sz w:val="16"/>
                 <w:szCs w:val="16"/>
               </w:rPr>
-              <w:t>July 2022</w:t>
+              <w:t>July 2025</w:t>
             </w:r>
             <w:r>
               <w:rPr>

--- a/CSHSE/server/src/assets/reader-report-templates/associate.docx
+++ b/CSHSE/server/src/assets/reader-report-templates/associate.docx
@@ -389,9 +389,6 @@
             <w:vAlign w:val="center"/>
           </w:tcPr>
           <w:p>
-            <w:r>
-              <w:t xml:space="preserve">{{c_introduction}} </w:t>
-            </w:r>
             <w:pPr>
               <w:spacing w:after="0" w:line="240" w:lineRule="auto"/>
               <w:ind w:left="113" w:right="113"/>
@@ -401,6 +398,9 @@
                 <w:b/>
               </w:rPr>
             </w:pPr>
+            <w:r>
+              <w:t xml:space="preserve">{{c_introduction}} </w:t>
+            </w:r>
             <w:r>
               <w:rPr>
                 <w:rFonts w:ascii="Times New Roman" w:eastAsia="Times New Roman" w:hAnsi="Times New Roman" w:cs="Times New Roman"/>
@@ -418,9 +418,6 @@
             <w:vAlign w:val="center"/>
           </w:tcPr>
           <w:p>
-            <w:r>
-              <w:t xml:space="preserve">{{n_introduction}} </w:t>
-            </w:r>
             <w:pPr>
               <w:spacing w:after="0" w:line="240" w:lineRule="auto"/>
               <w:ind w:left="113" w:right="113"/>
@@ -430,6 +427,9 @@
                 <w:b/>
               </w:rPr>
             </w:pPr>
+            <w:r>
+              <w:t xml:space="preserve">{{n_introduction}} </w:t>
+            </w:r>
             <w:r>
               <w:rPr>
                 <w:rFonts w:ascii="Times New Roman" w:eastAsia="Times New Roman" w:hAnsi="Times New Roman" w:cs="Times New Roman"/>
@@ -2604,9 +2604,6 @@
             <w:vAlign w:val="center"/>
           </w:tcPr>
           <w:p>
-            <w:r>
-              <w:t xml:space="preserve">{{c_1}} </w:t>
-            </w:r>
             <w:pPr>
               <w:spacing w:after="0" w:line="240" w:lineRule="auto"/>
               <w:ind w:left="113" w:right="113"/>
@@ -2616,6 +2613,9 @@
                 <w:b/>
               </w:rPr>
             </w:pPr>
+            <w:r>
+              <w:t xml:space="preserve">{{c_1}} </w:t>
+            </w:r>
             <w:r>
               <w:rPr>
                 <w:rFonts w:ascii="Times New Roman" w:eastAsia="Times New Roman" w:hAnsi="Times New Roman" w:cs="Times New Roman"/>
@@ -2633,9 +2633,6 @@
             <w:vAlign w:val="center"/>
           </w:tcPr>
           <w:p>
-            <w:r>
-              <w:t xml:space="preserve">{{n_1}} </w:t>
-            </w:r>
             <w:pPr>
               <w:spacing w:after="0" w:line="240" w:lineRule="auto"/>
               <w:ind w:left="113" w:right="113"/>
@@ -2645,6 +2642,9 @@
                 <w:b/>
               </w:rPr>
             </w:pPr>
+            <w:r>
+              <w:t xml:space="preserve">{{n_1}} </w:t>
+            </w:r>
             <w:r>
               <w:rPr>
                 <w:rFonts w:ascii="Times New Roman" w:eastAsia="Times New Roman" w:hAnsi="Times New Roman" w:cs="Times New Roman"/>
@@ -3400,9 +3400,6 @@
             <w:vAlign w:val="center"/>
           </w:tcPr>
           <w:p>
-            <w:r>
-              <w:t xml:space="preserve">{{c_2}} </w:t>
-            </w:r>
             <w:pPr>
               <w:spacing w:after="0" w:line="240" w:lineRule="auto"/>
               <w:ind w:left="113" w:right="113"/>
@@ -3412,6 +3409,9 @@
                 <w:b/>
               </w:rPr>
             </w:pPr>
+            <w:r>
+              <w:t xml:space="preserve">{{c_2}} </w:t>
+            </w:r>
             <w:r>
               <w:rPr>
                 <w:rFonts w:ascii="Times New Roman" w:eastAsia="Times New Roman" w:hAnsi="Times New Roman" w:cs="Times New Roman"/>
@@ -3429,9 +3429,6 @@
             <w:vAlign w:val="center"/>
           </w:tcPr>
           <w:p>
-            <w:r>
-              <w:t xml:space="preserve">{{n_2}} </w:t>
-            </w:r>
             <w:pPr>
               <w:spacing w:after="0" w:line="240" w:lineRule="auto"/>
               <w:ind w:left="113" w:right="113"/>
@@ -3441,6 +3438,9 @@
                 <w:b/>
               </w:rPr>
             </w:pPr>
+            <w:r>
+              <w:t xml:space="preserve">{{n_2}} </w:t>
+            </w:r>
             <w:r>
               <w:rPr>
                 <w:rFonts w:ascii="Times New Roman" w:eastAsia="Times New Roman" w:hAnsi="Times New Roman" w:cs="Times New Roman"/>
@@ -4119,17 +4119,17 @@
             <w:vAlign w:val="center"/>
           </w:tcPr>
           <w:p>
+            <w:pPr>
+              <w:spacing w:after="0" w:line="240" w:lineRule="auto"/>
+              <w:ind w:left="113" w:right="113"/>
+              <w:rPr>
+                <w:rFonts w:ascii="Times New Roman" w:eastAsia="Times New Roman" w:hAnsi="Times New Roman" w:cs="Times New Roman"/>
+                <w:b/>
+              </w:rPr>
+            </w:pPr>
             <w:r>
               <w:t xml:space="preserve">{{c_3}} </w:t>
             </w:r>
-            <w:pPr>
-              <w:spacing w:after="0" w:line="240" w:lineRule="auto"/>
-              <w:ind w:left="113" w:right="113"/>
-              <w:rPr>
-                <w:rFonts w:ascii="Times New Roman" w:eastAsia="Times New Roman" w:hAnsi="Times New Roman" w:cs="Times New Roman"/>
-                <w:b/>
-              </w:rPr>
-            </w:pPr>
             <w:r>
               <w:rPr>
                 <w:rFonts w:ascii="Times New Roman" w:eastAsia="Times New Roman" w:hAnsi="Times New Roman" w:cs="Times New Roman"/>
@@ -4147,18 +4147,18 @@
             <w:vAlign w:val="center"/>
           </w:tcPr>
           <w:p>
+            <w:pPr>
+              <w:pStyle w:val="ListParagraph"/>
+              <w:spacing w:after="0" w:line="240" w:lineRule="auto"/>
+              <w:ind w:left="113" w:right="113"/>
+              <w:rPr>
+                <w:rFonts w:ascii="Times New Roman" w:eastAsia="Times New Roman" w:hAnsi="Times New Roman" w:cs="Times New Roman"/>
+                <w:b/>
+              </w:rPr>
+            </w:pPr>
             <w:r>
               <w:t xml:space="preserve">{{n_3}} </w:t>
             </w:r>
-            <w:pPr>
-              <w:pStyle w:val="ListParagraph"/>
-              <w:spacing w:after="0" w:line="240" w:lineRule="auto"/>
-              <w:ind w:left="113" w:right="113"/>
-              <w:rPr>
-                <w:rFonts w:ascii="Times New Roman" w:eastAsia="Times New Roman" w:hAnsi="Times New Roman" w:cs="Times New Roman"/>
-                <w:b/>
-              </w:rPr>
-            </w:pPr>
             <w:r>
               <w:rPr>
                 <w:rFonts w:ascii="Times New Roman" w:eastAsia="Times New Roman" w:hAnsi="Times New Roman" w:cs="Times New Roman"/>
@@ -5053,17 +5053,17 @@
             <w:vAlign w:val="center"/>
           </w:tcPr>
           <w:p>
+            <w:pPr>
+              <w:spacing w:after="0" w:line="240" w:lineRule="auto"/>
+              <w:ind w:left="113" w:right="113"/>
+              <w:rPr>
+                <w:rFonts w:ascii="Times New Roman" w:eastAsia="Times New Roman" w:hAnsi="Times New Roman" w:cs="Times New Roman"/>
+                <w:b/>
+              </w:rPr>
+            </w:pPr>
             <w:r>
               <w:t xml:space="preserve">{{c_4}} </w:t>
             </w:r>
-            <w:pPr>
-              <w:spacing w:after="0" w:line="240" w:lineRule="auto"/>
-              <w:ind w:left="113" w:right="113"/>
-              <w:rPr>
-                <w:rFonts w:ascii="Times New Roman" w:eastAsia="Times New Roman" w:hAnsi="Times New Roman" w:cs="Times New Roman"/>
-                <w:b/>
-              </w:rPr>
-            </w:pPr>
             <w:r>
               <w:rPr>
                 <w:rFonts w:ascii="Times New Roman" w:eastAsia="Times New Roman" w:hAnsi="Times New Roman" w:cs="Times New Roman"/>
@@ -5081,9 +5081,6 @@
             <w:vAlign w:val="center"/>
           </w:tcPr>
           <w:p>
-            <w:r>
-              <w:t xml:space="preserve">{{n_4}} </w:t>
-            </w:r>
             <w:pPr>
               <w:spacing w:after="0" w:line="240" w:lineRule="auto"/>
               <w:ind w:left="113" w:right="113"/>
@@ -5093,6 +5090,9 @@
                 <w:b/>
               </w:rPr>
             </w:pPr>
+            <w:r>
+              <w:t xml:space="preserve">{{n_4}} </w:t>
+            </w:r>
             <w:r>
               <w:rPr>
                 <w:rFonts w:ascii="Times New Roman" w:eastAsia="Times New Roman" w:hAnsi="Times New Roman" w:cs="Times New Roman"/>
@@ -6394,9 +6394,6 @@
             <w:vAlign w:val="center"/>
           </w:tcPr>
           <w:p>
-            <w:r>
-              <w:t xml:space="preserve">{{c_5}} </w:t>
-            </w:r>
             <w:pPr>
               <w:spacing w:after="0" w:line="240" w:lineRule="auto"/>
               <w:ind w:left="113" w:right="113"/>
@@ -6406,6 +6403,9 @@
                 <w:b/>
               </w:rPr>
             </w:pPr>
+            <w:r>
+              <w:t xml:space="preserve">{{c_5}} </w:t>
+            </w:r>
             <w:r>
               <w:rPr>
                 <w:rFonts w:ascii="Times New Roman" w:eastAsia="Times New Roman" w:hAnsi="Times New Roman" w:cs="Times New Roman"/>
@@ -6423,9 +6423,6 @@
             <w:vAlign w:val="center"/>
           </w:tcPr>
           <w:p>
-            <w:r>
-              <w:t xml:space="preserve">{{n_5}} </w:t>
-            </w:r>
             <w:pPr>
               <w:spacing w:after="0" w:line="240" w:lineRule="auto"/>
               <w:ind w:left="113" w:right="113"/>
@@ -6435,6 +6432,9 @@
                 <w:b/>
               </w:rPr>
             </w:pPr>
+            <w:r>
+              <w:t xml:space="preserve">{{n_5}} </w:t>
+            </w:r>
             <w:r>
               <w:rPr>
                 <w:rFonts w:ascii="Times New Roman" w:eastAsia="Times New Roman" w:hAnsi="Times New Roman" w:cs="Times New Roman"/>
@@ -6997,9 +6997,6 @@
             <w:vAlign w:val="center"/>
           </w:tcPr>
           <w:p>
-            <w:r>
-              <w:t xml:space="preserve">{{c_6}} </w:t>
-            </w:r>
             <w:pPr>
               <w:spacing w:after="0" w:line="240" w:lineRule="auto"/>
               <w:ind w:left="113" w:right="113"/>
@@ -7009,6 +7006,9 @@
                 <w:b/>
               </w:rPr>
             </w:pPr>
+            <w:r>
+              <w:t xml:space="preserve">{{c_6}} </w:t>
+            </w:r>
             <w:r>
               <w:rPr>
                 <w:rFonts w:ascii="Times New Roman" w:eastAsia="Times New Roman" w:hAnsi="Times New Roman" w:cs="Times New Roman"/>
@@ -7026,9 +7026,6 @@
             <w:vAlign w:val="center"/>
           </w:tcPr>
           <w:p>
-            <w:r>
-              <w:t xml:space="preserve">{{n_6}} </w:t>
-            </w:r>
             <w:pPr>
               <w:spacing w:after="0" w:line="240" w:lineRule="auto"/>
               <w:ind w:left="113" w:right="113"/>
@@ -7038,6 +7035,9 @@
                 <w:b/>
               </w:rPr>
             </w:pPr>
+            <w:r>
+              <w:t xml:space="preserve">{{n_6}} </w:t>
+            </w:r>
             <w:r>
               <w:rPr>
                 <w:rFonts w:ascii="Times New Roman" w:eastAsia="Times New Roman" w:hAnsi="Times New Roman" w:cs="Times New Roman"/>
@@ -7487,9 +7487,6 @@
             <w:vAlign w:val="center"/>
           </w:tcPr>
           <w:p>
-            <w:r>
-              <w:t xml:space="preserve">{{c_7}} </w:t>
-            </w:r>
             <w:pPr>
               <w:spacing w:after="0" w:line="240" w:lineRule="auto"/>
               <w:ind w:left="113" w:right="113"/>
@@ -7499,6 +7496,9 @@
                 <w:b/>
               </w:rPr>
             </w:pPr>
+            <w:r>
+              <w:t xml:space="preserve">{{c_7}} </w:t>
+            </w:r>
             <w:r>
               <w:rPr>
                 <w:rFonts w:ascii="Times New Roman" w:eastAsia="Times New Roman" w:hAnsi="Times New Roman" w:cs="Times New Roman"/>
@@ -7516,9 +7516,6 @@
             <w:vAlign w:val="center"/>
           </w:tcPr>
           <w:p>
-            <w:r>
-              <w:t xml:space="preserve">{{n_7}} </w:t>
-            </w:r>
             <w:pPr>
               <w:spacing w:after="0" w:line="240" w:lineRule="auto"/>
               <w:ind w:left="113" w:right="113"/>
@@ -7528,6 +7525,9 @@
                 <w:b/>
               </w:rPr>
             </w:pPr>
+            <w:r>
+              <w:t xml:space="preserve">{{n_7}} </w:t>
+            </w:r>
             <w:r>
               <w:rPr>
                 <w:rFonts w:ascii="Times New Roman" w:eastAsia="Times New Roman" w:hAnsi="Times New Roman" w:cs="Times New Roman"/>
@@ -8365,9 +8365,6 @@
             <w:vAlign w:val="center"/>
           </w:tcPr>
           <w:p>
-            <w:r>
-              <w:t xml:space="preserve">{{c_8}} </w:t>
-            </w:r>
             <w:pPr>
               <w:spacing w:after="0" w:line="240" w:lineRule="auto"/>
               <w:ind w:left="113" w:right="113"/>
@@ -8377,6 +8374,9 @@
                 <w:b/>
               </w:rPr>
             </w:pPr>
+            <w:r>
+              <w:t xml:space="preserve">{{c_8}} </w:t>
+            </w:r>
             <w:r>
               <w:rPr>
                 <w:rFonts w:ascii="Times New Roman" w:eastAsia="Times New Roman" w:hAnsi="Times New Roman" w:cs="Times New Roman"/>
@@ -8394,9 +8394,6 @@
             <w:vAlign w:val="center"/>
           </w:tcPr>
           <w:p>
-            <w:r>
-              <w:t xml:space="preserve">{{n_8}} </w:t>
-            </w:r>
             <w:pPr>
               <w:spacing w:after="0" w:line="240" w:lineRule="auto"/>
               <w:ind w:left="113" w:right="113"/>
@@ -8406,6 +8403,9 @@
                 <w:b/>
               </w:rPr>
             </w:pPr>
+            <w:r>
+              <w:t xml:space="preserve">{{n_8}} </w:t>
+            </w:r>
             <w:r>
               <w:rPr>
                 <w:rFonts w:ascii="Times New Roman" w:eastAsia="Times New Roman" w:hAnsi="Times New Roman" w:cs="Times New Roman"/>
@@ -9074,9 +9074,6 @@
             <w:vAlign w:val="center"/>
           </w:tcPr>
           <w:p>
-            <w:r>
-              <w:t xml:space="preserve">{{c_9}} </w:t>
-            </w:r>
             <w:pPr>
               <w:spacing w:after="0" w:line="240" w:lineRule="auto"/>
               <w:ind w:left="113" w:right="113"/>
@@ -9086,6 +9083,9 @@
                 <w:b/>
               </w:rPr>
             </w:pPr>
+            <w:r>
+              <w:t xml:space="preserve">{{c_9}} </w:t>
+            </w:r>
             <w:r>
               <w:rPr>
                 <w:rFonts w:ascii="Times New Roman" w:eastAsia="Times New Roman" w:hAnsi="Times New Roman" w:cs="Times New Roman"/>
@@ -9103,9 +9103,6 @@
             <w:vAlign w:val="center"/>
           </w:tcPr>
           <w:p>
-            <w:r>
-              <w:t xml:space="preserve">{{n_9}} </w:t>
-            </w:r>
             <w:pPr>
               <w:spacing w:after="0" w:line="240" w:lineRule="auto"/>
               <w:ind w:left="113" w:right="113"/>
@@ -9115,6 +9112,9 @@
                 <w:b/>
               </w:rPr>
             </w:pPr>
+            <w:r>
+              <w:t xml:space="preserve">{{n_9}} </w:t>
+            </w:r>
             <w:r>
               <w:rPr>
                 <w:rFonts w:ascii="Times New Roman" w:eastAsia="Times New Roman" w:hAnsi="Times New Roman" w:cs="Times New Roman"/>
@@ -9801,9 +9801,6 @@
             <w:vAlign w:val="center"/>
           </w:tcPr>
           <w:p>
-            <w:r>
-              <w:t xml:space="preserve">{{c_10}} </w:t>
-            </w:r>
             <w:pPr>
               <w:spacing w:after="0" w:line="240" w:lineRule="auto"/>
               <w:ind w:left="113" w:right="113"/>
@@ -9813,6 +9810,9 @@
                 <w:b/>
               </w:rPr>
             </w:pPr>
+            <w:r>
+              <w:t xml:space="preserve">{{c_10}} </w:t>
+            </w:r>
             <w:r>
               <w:rPr>
                 <w:rFonts w:ascii="Times New Roman" w:eastAsia="Times New Roman" w:hAnsi="Times New Roman" w:cs="Times New Roman"/>
@@ -9830,9 +9830,6 @@
             <w:vAlign w:val="center"/>
           </w:tcPr>
           <w:p>
-            <w:r>
-              <w:t xml:space="preserve">{{n_10}} </w:t>
-            </w:r>
             <w:pPr>
               <w:spacing w:after="0" w:line="240" w:lineRule="auto"/>
               <w:ind w:left="113" w:right="113"/>
@@ -9842,6 +9839,9 @@
                 <w:b/>
               </w:rPr>
             </w:pPr>
+            <w:r>
+              <w:t xml:space="preserve">{{n_10}} </w:t>
+            </w:r>
             <w:r>
               <w:rPr>
                 <w:rFonts w:ascii="Times New Roman" w:eastAsia="Times New Roman" w:hAnsi="Times New Roman" w:cs="Times New Roman"/>
@@ -10328,9 +10328,6 @@
             <w:vAlign w:val="center"/>
           </w:tcPr>
           <w:p>
-            <w:r>
-              <w:t xml:space="preserve">{{c_11}} </w:t>
-            </w:r>
             <w:pPr>
               <w:spacing w:after="0" w:line="240" w:lineRule="auto"/>
               <w:ind w:left="113" w:right="113"/>
@@ -10341,6 +10338,9 @@
                 <w:bCs/>
               </w:rPr>
             </w:pPr>
+            <w:r>
+              <w:t xml:space="preserve">{{c_11}} </w:t>
+            </w:r>
             <w:r>
               <w:rPr>
                 <w:rFonts w:ascii="Times New Roman" w:eastAsia="Times New Roman" w:hAnsi="Times New Roman" w:cs="Times New Roman"/>
@@ -10358,9 +10358,6 @@
             <w:vAlign w:val="center"/>
           </w:tcPr>
           <w:p>
-            <w:r>
-              <w:t xml:space="preserve">{{n_11}} </w:t>
-            </w:r>
             <w:pPr>
               <w:spacing w:after="0" w:line="240" w:lineRule="auto"/>
               <w:ind w:left="113" w:right="113"/>
@@ -10371,6 +10368,9 @@
                 <w:bCs/>
               </w:rPr>
             </w:pPr>
+            <w:r>
+              <w:t xml:space="preserve">{{n_11}} </w:t>
+            </w:r>
             <w:r>
               <w:rPr>
                 <w:rFonts w:ascii="Times New Roman" w:eastAsia="Times New Roman" w:hAnsi="Times New Roman" w:cs="Times New Roman"/>
@@ -11136,9 +11136,6 @@
             <w:vAlign w:val="center"/>
           </w:tcPr>
           <w:p>
-            <w:r>
-              <w:t xml:space="preserve">{{c_12}} </w:t>
-            </w:r>
             <w:pPr>
               <w:spacing w:after="0" w:line="240" w:lineRule="auto"/>
               <w:ind w:left="113" w:right="113"/>
@@ -11149,6 +11146,9 @@
                 <w:bCs/>
               </w:rPr>
             </w:pPr>
+            <w:r>
+              <w:t xml:space="preserve">{{c_12}} </w:t>
+            </w:r>
             <w:r>
               <w:rPr>
                 <w:rFonts w:ascii="Times New Roman" w:eastAsia="Times New Roman" w:hAnsi="Times New Roman" w:cs="Times New Roman"/>
@@ -11166,9 +11166,6 @@
             <w:vAlign w:val="center"/>
           </w:tcPr>
           <w:p>
-            <w:r>
-              <w:t xml:space="preserve">{{n_12}} </w:t>
-            </w:r>
             <w:pPr>
               <w:spacing w:after="0" w:line="240" w:lineRule="auto"/>
               <w:ind w:left="113" w:right="113"/>
@@ -11179,6 +11176,9 @@
                 <w:bCs/>
               </w:rPr>
             </w:pPr>
+            <w:r>
+              <w:t xml:space="preserve">{{n_12}} </w:t>
+            </w:r>
             <w:r>
               <w:rPr>
                 <w:rFonts w:ascii="Times New Roman" w:eastAsia="Times New Roman" w:hAnsi="Times New Roman" w:cs="Times New Roman"/>
@@ -12367,9 +12367,6 @@
             <w:vAlign w:val="center"/>
           </w:tcPr>
           <w:p>
-            <w:r>
-              <w:t xml:space="preserve">{{c_13}} </w:t>
-            </w:r>
             <w:pPr>
               <w:spacing w:after="0" w:line="240" w:lineRule="auto"/>
               <w:ind w:left="113" w:right="113"/>
@@ -12380,6 +12377,9 @@
                 <w:bCs/>
               </w:rPr>
             </w:pPr>
+            <w:r>
+              <w:t xml:space="preserve">{{c_13}} </w:t>
+            </w:r>
             <w:r>
               <w:rPr>
                 <w:rFonts w:ascii="Times New Roman" w:eastAsia="Times New Roman" w:hAnsi="Times New Roman" w:cs="Times New Roman"/>
@@ -12397,9 +12397,6 @@
             <w:vAlign w:val="center"/>
           </w:tcPr>
           <w:p>
-            <w:r>
-              <w:t xml:space="preserve">{{n_13}} </w:t>
-            </w:r>
             <w:pPr>
               <w:spacing w:after="0" w:line="240" w:lineRule="auto"/>
               <w:ind w:left="113" w:right="113"/>
@@ -12410,6 +12407,9 @@
                 <w:bCs/>
               </w:rPr>
             </w:pPr>
+            <w:r>
+              <w:t xml:space="preserve">{{n_13}} </w:t>
+            </w:r>
             <w:r>
               <w:rPr>
                 <w:rFonts w:ascii="Times New Roman" w:eastAsia="Times New Roman" w:hAnsi="Times New Roman" w:cs="Times New Roman"/>
@@ -13073,9 +13073,6 @@
             <w:vAlign w:val="center"/>
           </w:tcPr>
           <w:p>
-            <w:r>
-              <w:t xml:space="preserve">{{c_14}} </w:t>
-            </w:r>
             <w:pPr>
               <w:spacing w:after="0" w:line="240" w:lineRule="auto"/>
               <w:ind w:left="113" w:right="113"/>
@@ -13086,6 +13083,9 @@
                 <w:bCs/>
               </w:rPr>
             </w:pPr>
+            <w:r>
+              <w:t xml:space="preserve">{{c_14}} </w:t>
+            </w:r>
             <w:r>
               <w:rPr>
                 <w:rFonts w:ascii="Times New Roman" w:eastAsia="Times New Roman" w:hAnsi="Times New Roman" w:cs="Times New Roman"/>
@@ -13103,9 +13103,6 @@
             <w:vAlign w:val="center"/>
           </w:tcPr>
           <w:p>
-            <w:r>
-              <w:t xml:space="preserve">{{n_14}} </w:t>
-            </w:r>
             <w:pPr>
               <w:spacing w:after="0" w:line="240" w:lineRule="auto"/>
               <w:ind w:left="113" w:right="113"/>
@@ -13116,6 +13113,9 @@
                 <w:bCs/>
               </w:rPr>
             </w:pPr>
+            <w:r>
+              <w:t xml:space="preserve">{{n_14}} </w:t>
+            </w:r>
             <w:r>
               <w:rPr>
                 <w:rFonts w:ascii="Times New Roman" w:eastAsia="Times New Roman" w:hAnsi="Times New Roman" w:cs="Times New Roman"/>
@@ -13865,9 +13865,6 @@
             <w:vAlign w:val="center"/>
           </w:tcPr>
           <w:p>
-            <w:r>
-              <w:t xml:space="preserve">{{c_15}} </w:t>
-            </w:r>
             <w:pPr>
               <w:spacing w:after="0" w:line="240" w:lineRule="auto"/>
               <w:ind w:left="113" w:right="113"/>
@@ -13878,6 +13875,9 @@
                 <w:bCs/>
               </w:rPr>
             </w:pPr>
+            <w:r>
+              <w:t xml:space="preserve">{{c_15}} </w:t>
+            </w:r>
             <w:r>
               <w:rPr>
                 <w:rFonts w:ascii="Times New Roman" w:eastAsia="Times New Roman" w:hAnsi="Times New Roman" w:cs="Times New Roman"/>
@@ -13895,9 +13895,6 @@
             <w:vAlign w:val="center"/>
           </w:tcPr>
           <w:p>
-            <w:r>
-              <w:t xml:space="preserve">{{n_15}} </w:t>
-            </w:r>
             <w:pPr>
               <w:spacing w:after="0" w:line="240" w:lineRule="auto"/>
               <w:ind w:left="113" w:right="113"/>
@@ -13908,6 +13905,9 @@
                 <w:bCs/>
               </w:rPr>
             </w:pPr>
+            <w:r>
+              <w:t xml:space="preserve">{{n_15}} </w:t>
+            </w:r>
             <w:r>
               <w:rPr>
                 <w:rFonts w:ascii="Times New Roman" w:eastAsia="Times New Roman" w:hAnsi="Times New Roman" w:cs="Times New Roman"/>
@@ -14531,9 +14531,6 @@
             <w:vAlign w:val="center"/>
           </w:tcPr>
           <w:p>
-            <w:r>
-              <w:t xml:space="preserve">{{c_16}} </w:t>
-            </w:r>
             <w:pPr>
               <w:spacing w:after="0" w:line="240" w:lineRule="auto"/>
               <w:ind w:left="113" w:right="113"/>
@@ -14544,6 +14541,9 @@
                 <w:bCs/>
               </w:rPr>
             </w:pPr>
+            <w:r>
+              <w:t xml:space="preserve">{{c_16}} </w:t>
+            </w:r>
             <w:r>
               <w:rPr>
                 <w:rFonts w:ascii="Times New Roman" w:eastAsia="Times New Roman" w:hAnsi="Times New Roman" w:cs="Times New Roman"/>
@@ -14561,9 +14561,6 @@
             <w:vAlign w:val="center"/>
           </w:tcPr>
           <w:p>
-            <w:r>
-              <w:t xml:space="preserve">{{n_16}} </w:t>
-            </w:r>
             <w:pPr>
               <w:spacing w:after="0" w:line="240" w:lineRule="auto"/>
               <w:ind w:left="113" w:right="113"/>
@@ -14574,6 +14571,9 @@
                 <w:bCs/>
               </w:rPr>
             </w:pPr>
+            <w:r>
+              <w:t xml:space="preserve">{{n_16}} </w:t>
+            </w:r>
             <w:r>
               <w:rPr>
                 <w:rFonts w:ascii="Times New Roman" w:eastAsia="Times New Roman" w:hAnsi="Times New Roman" w:cs="Times New Roman"/>
@@ -15770,9 +15770,6 @@
             <w:vAlign w:val="center"/>
           </w:tcPr>
           <w:p>
-            <w:r>
-              <w:t xml:space="preserve">{{c_17}} </w:t>
-            </w:r>
             <w:pPr>
               <w:spacing w:after="0" w:line="240" w:lineRule="auto"/>
               <w:ind w:left="113" w:right="113"/>
@@ -15783,6 +15780,9 @@
                 <w:bCs/>
               </w:rPr>
             </w:pPr>
+            <w:r>
+              <w:t xml:space="preserve">{{c_17}} </w:t>
+            </w:r>
             <w:r>
               <w:rPr>
                 <w:rFonts w:ascii="Times New Roman" w:eastAsia="Times New Roman" w:hAnsi="Times New Roman" w:cs="Times New Roman"/>
@@ -15800,9 +15800,6 @@
             <w:vAlign w:val="center"/>
           </w:tcPr>
           <w:p>
-            <w:r>
-              <w:t xml:space="preserve">{{n_17}} </w:t>
-            </w:r>
             <w:pPr>
               <w:spacing w:after="0" w:line="240" w:lineRule="auto"/>
               <w:ind w:left="113" w:right="113"/>
@@ -15813,6 +15810,9 @@
                 <w:bCs/>
               </w:rPr>
             </w:pPr>
+            <w:r>
+              <w:t xml:space="preserve">{{n_17}} </w:t>
+            </w:r>
             <w:r>
               <w:rPr>
                 <w:rFonts w:ascii="Times New Roman" w:eastAsia="Times New Roman" w:hAnsi="Times New Roman" w:cs="Times New Roman"/>
@@ -16572,9 +16572,6 @@
             <w:vAlign w:val="center"/>
           </w:tcPr>
           <w:p>
-            <w:r>
-              <w:t xml:space="preserve">{{c_18}} </w:t>
-            </w:r>
             <w:pPr>
               <w:spacing w:after="0" w:line="240" w:lineRule="auto"/>
               <w:ind w:left="113" w:right="113"/>
@@ -16585,6 +16582,9 @@
                 <w:bCs/>
               </w:rPr>
             </w:pPr>
+            <w:r>
+              <w:t xml:space="preserve">{{c_18}} </w:t>
+            </w:r>
             <w:r>
               <w:rPr>
                 <w:rFonts w:ascii="Times New Roman" w:eastAsia="Times New Roman" w:hAnsi="Times New Roman" w:cs="Times New Roman"/>
@@ -16602,9 +16602,6 @@
             <w:vAlign w:val="center"/>
           </w:tcPr>
           <w:p>
-            <w:r>
-              <w:t xml:space="preserve">{{n_18}} </w:t>
-            </w:r>
             <w:pPr>
               <w:spacing w:after="0" w:line="240" w:lineRule="auto"/>
               <w:ind w:left="113" w:right="113"/>
@@ -16615,6 +16612,9 @@
                 <w:bCs/>
               </w:rPr>
             </w:pPr>
+            <w:r>
+              <w:t xml:space="preserve">{{n_18}} </w:t>
+            </w:r>
             <w:r>
               <w:rPr>
                 <w:rFonts w:ascii="Times New Roman" w:eastAsia="Times New Roman" w:hAnsi="Times New Roman" w:cs="Times New Roman"/>
@@ -17837,9 +17837,6 @@
             <w:vAlign w:val="center"/>
           </w:tcPr>
           <w:p>
-            <w:r>
-              <w:t xml:space="preserve">{{c_19}} </w:t>
-            </w:r>
             <w:pPr>
               <w:spacing w:after="0" w:line="240" w:lineRule="auto"/>
               <w:ind w:left="113" w:right="113"/>
@@ -17850,6 +17847,9 @@
                 <w:bCs/>
               </w:rPr>
             </w:pPr>
+            <w:r>
+              <w:t xml:space="preserve">{{c_19}} </w:t>
+            </w:r>
             <w:r>
               <w:rPr>
                 <w:rFonts w:ascii="Times New Roman" w:eastAsia="Times New Roman" w:hAnsi="Times New Roman" w:cs="Times New Roman"/>
@@ -17867,9 +17867,6 @@
             <w:vAlign w:val="center"/>
           </w:tcPr>
           <w:p>
-            <w:r>
-              <w:t xml:space="preserve">{{n_19}} </w:t>
-            </w:r>
             <w:pPr>
               <w:spacing w:after="0" w:line="240" w:lineRule="auto"/>
               <w:ind w:left="113" w:right="113"/>
@@ -17880,6 +17877,9 @@
                 <w:bCs/>
               </w:rPr>
             </w:pPr>
+            <w:r>
+              <w:t xml:space="preserve">{{n_19}} </w:t>
+            </w:r>
             <w:r>
               <w:rPr>
                 <w:rFonts w:ascii="Times New Roman" w:eastAsia="Times New Roman" w:hAnsi="Times New Roman" w:cs="Times New Roman"/>
@@ -18857,9 +18857,6 @@
             <w:vAlign w:val="center"/>
           </w:tcPr>
           <w:p>
-            <w:r>
-              <w:t xml:space="preserve">{{c_20}} </w:t>
-            </w:r>
             <w:pPr>
               <w:spacing w:after="0" w:line="240" w:lineRule="auto"/>
               <w:ind w:left="113" w:right="113"/>
@@ -18870,6 +18867,9 @@
                 <w:bCs/>
               </w:rPr>
             </w:pPr>
+            <w:r>
+              <w:t xml:space="preserve">{{c_20}} </w:t>
+            </w:r>
             <w:r>
               <w:rPr>
                 <w:rFonts w:ascii="Times New Roman" w:eastAsia="Times New Roman" w:hAnsi="Times New Roman" w:cs="Times New Roman"/>
@@ -18887,9 +18887,6 @@
             <w:vAlign w:val="center"/>
           </w:tcPr>
           <w:p>
-            <w:r>
-              <w:t xml:space="preserve">{{n_20}} </w:t>
-            </w:r>
             <w:pPr>
               <w:spacing w:after="0" w:line="240" w:lineRule="auto"/>
               <w:ind w:left="113" w:right="113"/>
@@ -18900,6 +18897,9 @@
                 <w:bCs/>
               </w:rPr>
             </w:pPr>
+            <w:r>
+              <w:t xml:space="preserve">{{n_20}} </w:t>
+            </w:r>
             <w:r>
               <w:rPr>
                 <w:rFonts w:ascii="Times New Roman" w:eastAsia="Times New Roman" w:hAnsi="Times New Roman" w:cs="Times New Roman"/>

--- a/CSHSE/server/src/assets/reader-report-templates/associate.docx
+++ b/CSHSE/server/src/assets/reader-report-templates/associate.docx
@@ -289,6 +289,12 @@
               </w:rPr>
               <w:t>Included: Yes/No</w:t>
             </w:r>
+            <w:r>
+              <w:rPr>
+                <w:sz w:val="22"/>
+              </w:rPr>
+              <w:t xml:space="preserve">  {{cert_included}}</w:t>
+            </w:r>
           </w:p>
         </w:tc>
       </w:tr>
@@ -523,6 +529,12 @@
                 <w:rFonts w:ascii="Times New Roman" w:eastAsia="Times New Roman" w:hAnsi="Times New Roman" w:cs="Times New Roman"/>
               </w:rPr>
             </w:pPr>
+            <w:r>
+              <w:rPr>
+                <w:sz w:val="22"/>
+              </w:rPr>
+              <w:t>{{c_introduction_a}}</w:t>
+            </w:r>
           </w:p>
         </w:tc>
         <w:tc>
@@ -536,6 +548,12 @@
                 <w:rFonts w:ascii="Times New Roman" w:eastAsia="Times New Roman" w:hAnsi="Times New Roman" w:cs="Times New Roman"/>
               </w:rPr>
             </w:pPr>
+            <w:r>
+              <w:rPr>
+                <w:sz w:val="22"/>
+              </w:rPr>
+              <w:t>{{n_introduction_a}}</w:t>
+            </w:r>
           </w:p>
         </w:tc>
         <w:tc>
@@ -550,6 +568,12 @@
                 <w:rFonts w:ascii="Times New Roman" w:eastAsia="Times New Roman" w:hAnsi="Times New Roman" w:cs="Times New Roman"/>
               </w:rPr>
             </w:pPr>
+            <w:r>
+              <w:rPr>
+                <w:sz w:val="16"/>
+              </w:rPr>
+              <w:t>{{cm_introduction_a}}</w:t>
+            </w:r>
           </w:p>
         </w:tc>
       </w:tr>
@@ -618,6 +642,12 @@
                 <w:rFonts w:ascii="Times New Roman" w:eastAsia="Times New Roman" w:hAnsi="Times New Roman" w:cs="Times New Roman"/>
               </w:rPr>
             </w:pPr>
+            <w:r>
+              <w:rPr>
+                <w:sz w:val="22"/>
+              </w:rPr>
+              <w:t>{{c_introduction_b}}</w:t>
+            </w:r>
           </w:p>
         </w:tc>
         <w:tc>
@@ -631,6 +661,12 @@
                 <w:rFonts w:ascii="Times New Roman" w:eastAsia="Times New Roman" w:hAnsi="Times New Roman" w:cs="Times New Roman"/>
               </w:rPr>
             </w:pPr>
+            <w:r>
+              <w:rPr>
+                <w:sz w:val="22"/>
+              </w:rPr>
+              <w:t>{{n_introduction_b}}</w:t>
+            </w:r>
           </w:p>
         </w:tc>
         <w:tc>
@@ -645,6 +681,12 @@
                 <w:rFonts w:ascii="Times New Roman" w:eastAsia="Times New Roman" w:hAnsi="Times New Roman" w:cs="Times New Roman"/>
               </w:rPr>
             </w:pPr>
+            <w:r>
+              <w:rPr>
+                <w:sz w:val="16"/>
+              </w:rPr>
+              <w:t>{{cm_introduction_b}}</w:t>
+            </w:r>
           </w:p>
         </w:tc>
       </w:tr>
@@ -705,6 +747,12 @@
                 <w:rFonts w:ascii="Times New Roman" w:eastAsia="Times New Roman" w:hAnsi="Times New Roman" w:cs="Times New Roman"/>
               </w:rPr>
             </w:pPr>
+            <w:r>
+              <w:rPr>
+                <w:sz w:val="22"/>
+              </w:rPr>
+              <w:t>{{c_introduction_c}}</w:t>
+            </w:r>
           </w:p>
         </w:tc>
         <w:tc>
@@ -718,6 +766,12 @@
                 <w:rFonts w:ascii="Times New Roman" w:eastAsia="Times New Roman" w:hAnsi="Times New Roman" w:cs="Times New Roman"/>
               </w:rPr>
             </w:pPr>
+            <w:r>
+              <w:rPr>
+                <w:sz w:val="22"/>
+              </w:rPr>
+              <w:t>{{n_introduction_c}}</w:t>
+            </w:r>
           </w:p>
         </w:tc>
         <w:tc>
@@ -732,6 +786,12 @@
                 <w:rFonts w:ascii="Times New Roman" w:eastAsia="Times New Roman" w:hAnsi="Times New Roman" w:cs="Times New Roman"/>
               </w:rPr>
             </w:pPr>
+            <w:r>
+              <w:rPr>
+                <w:sz w:val="16"/>
+              </w:rPr>
+              <w:t>{{cm_introduction_c}}</w:t>
+            </w:r>
           </w:p>
         </w:tc>
       </w:tr>
@@ -799,6 +859,12 @@
                 <w:rFonts w:ascii="Times New Roman" w:eastAsia="Times New Roman" w:hAnsi="Times New Roman" w:cs="Times New Roman"/>
               </w:rPr>
             </w:pPr>
+            <w:r>
+              <w:rPr>
+                <w:sz w:val="22"/>
+              </w:rPr>
+              <w:t>{{c_introduction_d}}</w:t>
+            </w:r>
           </w:p>
         </w:tc>
         <w:tc>
@@ -812,6 +878,12 @@
                 <w:rFonts w:ascii="Times New Roman" w:eastAsia="Times New Roman" w:hAnsi="Times New Roman" w:cs="Times New Roman"/>
               </w:rPr>
             </w:pPr>
+            <w:r>
+              <w:rPr>
+                <w:sz w:val="22"/>
+              </w:rPr>
+              <w:t>{{n_introduction_d}}</w:t>
+            </w:r>
           </w:p>
         </w:tc>
         <w:tc>
@@ -826,6 +898,12 @@
                 <w:rFonts w:ascii="Times New Roman" w:eastAsia="Times New Roman" w:hAnsi="Times New Roman" w:cs="Times New Roman"/>
               </w:rPr>
             </w:pPr>
+            <w:r>
+              <w:rPr>
+                <w:sz w:val="16"/>
+              </w:rPr>
+              <w:t>{{cm_introduction_d}}</w:t>
+            </w:r>
           </w:p>
         </w:tc>
       </w:tr>
@@ -872,6 +950,12 @@
                 <w:rFonts w:ascii="Times New Roman" w:eastAsia="Times New Roman" w:hAnsi="Times New Roman" w:cs="Times New Roman"/>
               </w:rPr>
             </w:pPr>
+            <w:r>
+              <w:rPr>
+                <w:sz w:val="22"/>
+              </w:rPr>
+              <w:t>{{c_introduction_e}}</w:t>
+            </w:r>
           </w:p>
         </w:tc>
         <w:tc>
@@ -885,6 +969,12 @@
                 <w:rFonts w:ascii="Times New Roman" w:eastAsia="Times New Roman" w:hAnsi="Times New Roman" w:cs="Times New Roman"/>
               </w:rPr>
             </w:pPr>
+            <w:r>
+              <w:rPr>
+                <w:sz w:val="22"/>
+              </w:rPr>
+              <w:t>{{n_introduction_e}}</w:t>
+            </w:r>
           </w:p>
         </w:tc>
         <w:tc>
@@ -899,6 +989,12 @@
                 <w:rFonts w:ascii="Times New Roman" w:eastAsia="Times New Roman" w:hAnsi="Times New Roman" w:cs="Times New Roman"/>
               </w:rPr>
             </w:pPr>
+            <w:r>
+              <w:rPr>
+                <w:sz w:val="16"/>
+              </w:rPr>
+              <w:t>{{cm_introduction_e}}</w:t>
+            </w:r>
           </w:p>
         </w:tc>
       </w:tr>
@@ -945,6 +1041,12 @@
                 <w:rFonts w:ascii="Times New Roman" w:eastAsia="Times New Roman" w:hAnsi="Times New Roman" w:cs="Times New Roman"/>
               </w:rPr>
             </w:pPr>
+            <w:r>
+              <w:rPr>
+                <w:sz w:val="22"/>
+              </w:rPr>
+              <w:t>{{c_introduction_f}}</w:t>
+            </w:r>
           </w:p>
         </w:tc>
         <w:tc>
@@ -958,6 +1060,12 @@
                 <w:rFonts w:ascii="Times New Roman" w:eastAsia="Times New Roman" w:hAnsi="Times New Roman" w:cs="Times New Roman"/>
               </w:rPr>
             </w:pPr>
+            <w:r>
+              <w:rPr>
+                <w:sz w:val="22"/>
+              </w:rPr>
+              <w:t>{{n_introduction_f}}</w:t>
+            </w:r>
           </w:p>
         </w:tc>
         <w:tc>
@@ -972,6 +1080,12 @@
                 <w:rFonts w:ascii="Times New Roman" w:eastAsia="Times New Roman" w:hAnsi="Times New Roman" w:cs="Times New Roman"/>
               </w:rPr>
             </w:pPr>
+            <w:r>
+              <w:rPr>
+                <w:sz w:val="16"/>
+              </w:rPr>
+              <w:t>{{cm_introduction_f}}</w:t>
+            </w:r>
           </w:p>
         </w:tc>
       </w:tr>
@@ -1038,6 +1152,12 @@
                 <w:rFonts w:ascii="Times New Roman" w:eastAsia="Times New Roman" w:hAnsi="Times New Roman" w:cs="Times New Roman"/>
               </w:rPr>
             </w:pPr>
+            <w:r>
+              <w:rPr>
+                <w:sz w:val="22"/>
+              </w:rPr>
+              <w:t>{{c_introduction_g}}</w:t>
+            </w:r>
           </w:p>
         </w:tc>
         <w:tc>
@@ -1051,6 +1171,12 @@
                 <w:rFonts w:ascii="Times New Roman" w:eastAsia="Times New Roman" w:hAnsi="Times New Roman" w:cs="Times New Roman"/>
               </w:rPr>
             </w:pPr>
+            <w:r>
+              <w:rPr>
+                <w:sz w:val="22"/>
+              </w:rPr>
+              <w:t>{{n_introduction_g}}</w:t>
+            </w:r>
           </w:p>
         </w:tc>
         <w:tc>
@@ -1065,6 +1191,12 @@
                 <w:rFonts w:ascii="Times New Roman" w:eastAsia="Times New Roman" w:hAnsi="Times New Roman" w:cs="Times New Roman"/>
               </w:rPr>
             </w:pPr>
+            <w:r>
+              <w:rPr>
+                <w:sz w:val="16"/>
+              </w:rPr>
+              <w:t>{{cm_introduction_g}}</w:t>
+            </w:r>
           </w:p>
         </w:tc>
       </w:tr>
@@ -1111,6 +1243,12 @@
                 <w:rFonts w:ascii="Times New Roman" w:eastAsia="Times New Roman" w:hAnsi="Times New Roman" w:cs="Times New Roman"/>
               </w:rPr>
             </w:pPr>
+            <w:r>
+              <w:rPr>
+                <w:sz w:val="22"/>
+              </w:rPr>
+              <w:t>{{c_introduction_h}}</w:t>
+            </w:r>
           </w:p>
         </w:tc>
         <w:tc>
@@ -1124,6 +1262,12 @@
                 <w:rFonts w:ascii="Times New Roman" w:eastAsia="Times New Roman" w:hAnsi="Times New Roman" w:cs="Times New Roman"/>
               </w:rPr>
             </w:pPr>
+            <w:r>
+              <w:rPr>
+                <w:sz w:val="22"/>
+              </w:rPr>
+              <w:t>{{n_introduction_h}}</w:t>
+            </w:r>
           </w:p>
         </w:tc>
         <w:tc>
@@ -1138,6 +1282,12 @@
                 <w:rFonts w:ascii="Times New Roman" w:eastAsia="Times New Roman" w:hAnsi="Times New Roman" w:cs="Times New Roman"/>
               </w:rPr>
             </w:pPr>
+            <w:r>
+              <w:rPr>
+                <w:sz w:val="16"/>
+              </w:rPr>
+              <w:t>{{cm_introduction_h}}</w:t>
+            </w:r>
           </w:p>
         </w:tc>
       </w:tr>
@@ -1198,6 +1348,12 @@
                 <w:rFonts w:ascii="Times New Roman" w:eastAsia="Times New Roman" w:hAnsi="Times New Roman" w:cs="Times New Roman"/>
               </w:rPr>
             </w:pPr>
+            <w:r>
+              <w:rPr>
+                <w:sz w:val="22"/>
+              </w:rPr>
+              <w:t>{{c_introduction_i}}</w:t>
+            </w:r>
           </w:p>
         </w:tc>
         <w:tc>
@@ -1211,6 +1367,12 @@
                 <w:rFonts w:ascii="Times New Roman" w:eastAsia="Times New Roman" w:hAnsi="Times New Roman" w:cs="Times New Roman"/>
               </w:rPr>
             </w:pPr>
+            <w:r>
+              <w:rPr>
+                <w:sz w:val="22"/>
+              </w:rPr>
+              <w:t>{{n_introduction_i}}</w:t>
+            </w:r>
           </w:p>
         </w:tc>
         <w:tc>
@@ -1225,6 +1387,12 @@
                 <w:rFonts w:ascii="Times New Roman" w:eastAsia="Times New Roman" w:hAnsi="Times New Roman" w:cs="Times New Roman"/>
               </w:rPr>
             </w:pPr>
+            <w:r>
+              <w:rPr>
+                <w:sz w:val="16"/>
+              </w:rPr>
+              <w:t>{{cm_introduction_i}}</w:t>
+            </w:r>
           </w:p>
         </w:tc>
       </w:tr>
@@ -1272,6 +1440,12 @@
                 <w:rFonts w:ascii="Times New Roman" w:eastAsia="Times New Roman" w:hAnsi="Times New Roman" w:cs="Times New Roman"/>
               </w:rPr>
             </w:pPr>
+            <w:r>
+              <w:rPr>
+                <w:sz w:val="22"/>
+              </w:rPr>
+              <w:t>{{c_introduction_j}}</w:t>
+            </w:r>
           </w:p>
         </w:tc>
         <w:tc>
@@ -1285,6 +1459,12 @@
                 <w:rFonts w:ascii="Times New Roman" w:eastAsia="Times New Roman" w:hAnsi="Times New Roman" w:cs="Times New Roman"/>
               </w:rPr>
             </w:pPr>
+            <w:r>
+              <w:rPr>
+                <w:sz w:val="22"/>
+              </w:rPr>
+              <w:t>{{n_introduction_j}}</w:t>
+            </w:r>
           </w:p>
         </w:tc>
         <w:tc>
@@ -1299,6 +1479,12 @@
                 <w:rFonts w:ascii="Times New Roman" w:eastAsia="Times New Roman" w:hAnsi="Times New Roman" w:cs="Times New Roman"/>
               </w:rPr>
             </w:pPr>
+            <w:r>
+              <w:rPr>
+                <w:sz w:val="16"/>
+              </w:rPr>
+              <w:t>{{cm_introduction_j}}</w:t>
+            </w:r>
           </w:p>
         </w:tc>
       </w:tr>
@@ -1384,6 +1570,12 @@
                 <w:rFonts w:ascii="Times New Roman" w:eastAsia="Times New Roman" w:hAnsi="Times New Roman" w:cs="Times New Roman"/>
               </w:rPr>
             </w:pPr>
+            <w:r>
+              <w:rPr>
+                <w:sz w:val="22"/>
+              </w:rPr>
+              <w:t>{{c_introduction_k}}</w:t>
+            </w:r>
           </w:p>
         </w:tc>
         <w:tc>
@@ -1397,6 +1589,12 @@
                 <w:rFonts w:ascii="Times New Roman" w:eastAsia="Times New Roman" w:hAnsi="Times New Roman" w:cs="Times New Roman"/>
               </w:rPr>
             </w:pPr>
+            <w:r>
+              <w:rPr>
+                <w:sz w:val="22"/>
+              </w:rPr>
+              <w:t>{{n_introduction_k}}</w:t>
+            </w:r>
           </w:p>
         </w:tc>
         <w:tc>
@@ -1411,6 +1609,12 @@
                 <w:rFonts w:ascii="Times New Roman" w:eastAsia="Times New Roman" w:hAnsi="Times New Roman" w:cs="Times New Roman"/>
               </w:rPr>
             </w:pPr>
+            <w:r>
+              <w:rPr>
+                <w:sz w:val="16"/>
+              </w:rPr>
+              <w:t>{{cm_introduction_k}}</w:t>
+            </w:r>
           </w:p>
         </w:tc>
       </w:tr>
@@ -1456,6 +1660,12 @@
                 <w:rFonts w:ascii="Times New Roman" w:eastAsia="Times New Roman" w:hAnsi="Times New Roman" w:cs="Times New Roman"/>
               </w:rPr>
             </w:pPr>
+            <w:r>
+              <w:rPr>
+                <w:sz w:val="22"/>
+              </w:rPr>
+              <w:t>{{c_introduction_l}}</w:t>
+            </w:r>
           </w:p>
         </w:tc>
         <w:tc>
@@ -1469,6 +1679,12 @@
                 <w:rFonts w:ascii="Times New Roman" w:eastAsia="Times New Roman" w:hAnsi="Times New Roman" w:cs="Times New Roman"/>
               </w:rPr>
             </w:pPr>
+            <w:r>
+              <w:rPr>
+                <w:sz w:val="22"/>
+              </w:rPr>
+              <w:t>{{n_introduction_l}}</w:t>
+            </w:r>
           </w:p>
         </w:tc>
         <w:tc>
@@ -1483,6 +1699,12 @@
                 <w:rFonts w:ascii="Times New Roman" w:eastAsia="Times New Roman" w:hAnsi="Times New Roman" w:cs="Times New Roman"/>
               </w:rPr>
             </w:pPr>
+            <w:r>
+              <w:rPr>
+                <w:sz w:val="16"/>
+              </w:rPr>
+              <w:t>{{cm_introduction_l}}</w:t>
+            </w:r>
           </w:p>
         </w:tc>
       </w:tr>
@@ -1528,6 +1750,12 @@
                 <w:rFonts w:ascii="Times New Roman" w:eastAsia="Times New Roman" w:hAnsi="Times New Roman" w:cs="Times New Roman"/>
               </w:rPr>
             </w:pPr>
+            <w:r>
+              <w:rPr>
+                <w:sz w:val="22"/>
+              </w:rPr>
+              <w:t>{{c_introduction_m}}</w:t>
+            </w:r>
           </w:p>
         </w:tc>
         <w:tc>
@@ -1541,6 +1769,12 @@
                 <w:rFonts w:ascii="Times New Roman" w:eastAsia="Times New Roman" w:hAnsi="Times New Roman" w:cs="Times New Roman"/>
               </w:rPr>
             </w:pPr>
+            <w:r>
+              <w:rPr>
+                <w:sz w:val="22"/>
+              </w:rPr>
+              <w:t>{{n_introduction_m}}</w:t>
+            </w:r>
           </w:p>
         </w:tc>
         <w:tc>
@@ -1555,6 +1789,12 @@
                 <w:rFonts w:ascii="Times New Roman" w:eastAsia="Times New Roman" w:hAnsi="Times New Roman" w:cs="Times New Roman"/>
               </w:rPr>
             </w:pPr>
+            <w:r>
+              <w:rPr>
+                <w:sz w:val="16"/>
+              </w:rPr>
+              <w:t>{{cm_introduction_m}}</w:t>
+            </w:r>
           </w:p>
         </w:tc>
       </w:tr>
@@ -1601,6 +1841,12 @@
                 <w:rFonts w:ascii="Times New Roman" w:eastAsia="Times New Roman" w:hAnsi="Times New Roman" w:cs="Times New Roman"/>
               </w:rPr>
             </w:pPr>
+            <w:r>
+              <w:rPr>
+                <w:sz w:val="22"/>
+              </w:rPr>
+              <w:t>{{c_introduction_n}}</w:t>
+            </w:r>
           </w:p>
         </w:tc>
         <w:tc>
@@ -1614,6 +1860,12 @@
                 <w:rFonts w:ascii="Times New Roman" w:eastAsia="Times New Roman" w:hAnsi="Times New Roman" w:cs="Times New Roman"/>
               </w:rPr>
             </w:pPr>
+            <w:r>
+              <w:rPr>
+                <w:sz w:val="22"/>
+              </w:rPr>
+              <w:t>{{n_introduction_n}}</w:t>
+            </w:r>
           </w:p>
         </w:tc>
         <w:tc>
@@ -1628,6 +1880,12 @@
                 <w:rFonts w:ascii="Times New Roman" w:eastAsia="Times New Roman" w:hAnsi="Times New Roman" w:cs="Times New Roman"/>
               </w:rPr>
             </w:pPr>
+            <w:r>
+              <w:rPr>
+                <w:sz w:val="16"/>
+              </w:rPr>
+              <w:t>{{cm_introduction_n}}</w:t>
+            </w:r>
           </w:p>
         </w:tc>
       </w:tr>
@@ -1716,6 +1974,12 @@
                 <w:rFonts w:ascii="Times New Roman" w:eastAsia="Times New Roman" w:hAnsi="Times New Roman" w:cs="Times New Roman"/>
               </w:rPr>
             </w:pPr>
+            <w:r>
+              <w:rPr>
+                <w:sz w:val="22"/>
+              </w:rPr>
+              <w:t>{{c_introduction_o}}</w:t>
+            </w:r>
           </w:p>
         </w:tc>
         <w:tc>
@@ -1729,6 +1993,12 @@
                 <w:rFonts w:ascii="Times New Roman" w:eastAsia="Times New Roman" w:hAnsi="Times New Roman" w:cs="Times New Roman"/>
               </w:rPr>
             </w:pPr>
+            <w:r>
+              <w:rPr>
+                <w:sz w:val="22"/>
+              </w:rPr>
+              <w:t>{{n_introduction_o}}</w:t>
+            </w:r>
           </w:p>
         </w:tc>
         <w:tc>
@@ -1743,6 +2013,12 @@
                 <w:rFonts w:ascii="Times New Roman" w:eastAsia="Times New Roman" w:hAnsi="Times New Roman" w:cs="Times New Roman"/>
               </w:rPr>
             </w:pPr>
+            <w:r>
+              <w:rPr>
+                <w:sz w:val="16"/>
+              </w:rPr>
+              <w:t>{{cm_introduction_o}}</w:t>
+            </w:r>
           </w:p>
         </w:tc>
       </w:tr>
@@ -2052,6 +2328,12 @@
                 <w:rFonts w:ascii="Times New Roman" w:eastAsia="Times New Roman" w:hAnsi="Times New Roman" w:cs="Times New Roman"/>
               </w:rPr>
             </w:pPr>
+            <w:r>
+              <w:rPr>
+                <w:sz w:val="22"/>
+              </w:rPr>
+              <w:t>{{c_introduction_o}}</w:t>
+            </w:r>
           </w:p>
         </w:tc>
         <w:tc>
@@ -2065,6 +2347,12 @@
                 <w:rFonts w:ascii="Times New Roman" w:eastAsia="Times New Roman" w:hAnsi="Times New Roman" w:cs="Times New Roman"/>
               </w:rPr>
             </w:pPr>
+            <w:r>
+              <w:rPr>
+                <w:sz w:val="22"/>
+              </w:rPr>
+              <w:t>{{n_introduction_o}}</w:t>
+            </w:r>
           </w:p>
         </w:tc>
         <w:tc>
@@ -2181,6 +2469,12 @@
                 <w:rFonts w:ascii="Times New Roman" w:eastAsia="Times New Roman" w:hAnsi="Times New Roman" w:cs="Times New Roman"/>
               </w:rPr>
             </w:pPr>
+            <w:r>
+              <w:rPr>
+                <w:sz w:val="22"/>
+              </w:rPr>
+              <w:t>{{c_introduction_p}}</w:t>
+            </w:r>
           </w:p>
         </w:tc>
         <w:tc>
@@ -2194,6 +2488,12 @@
                 <w:rFonts w:ascii="Times New Roman" w:eastAsia="Times New Roman" w:hAnsi="Times New Roman" w:cs="Times New Roman"/>
               </w:rPr>
             </w:pPr>
+            <w:r>
+              <w:rPr>
+                <w:sz w:val="22"/>
+              </w:rPr>
+              <w:t>{{n_introduction_p}}</w:t>
+            </w:r>
           </w:p>
         </w:tc>
         <w:tc>
@@ -2208,6 +2508,12 @@
                 <w:rFonts w:ascii="Times New Roman" w:eastAsia="Times New Roman" w:hAnsi="Times New Roman" w:cs="Times New Roman"/>
               </w:rPr>
             </w:pPr>
+            <w:r>
+              <w:rPr>
+                <w:sz w:val="16"/>
+              </w:rPr>
+              <w:t>{{cm_introduction_p}}</w:t>
+            </w:r>
           </w:p>
         </w:tc>
       </w:tr>
@@ -2326,6 +2632,12 @@
                 <w:rFonts w:ascii="Times New Roman" w:eastAsia="Times New Roman" w:hAnsi="Times New Roman" w:cs="Times New Roman"/>
               </w:rPr>
             </w:pPr>
+            <w:r>
+              <w:rPr>
+                <w:sz w:val="22"/>
+              </w:rPr>
+              <w:t>{{c_introduction_q}}</w:t>
+            </w:r>
           </w:p>
         </w:tc>
         <w:tc>
@@ -2339,6 +2651,12 @@
                 <w:rFonts w:ascii="Times New Roman" w:eastAsia="Times New Roman" w:hAnsi="Times New Roman" w:cs="Times New Roman"/>
               </w:rPr>
             </w:pPr>
+            <w:r>
+              <w:rPr>
+                <w:sz w:val="22"/>
+              </w:rPr>
+              <w:t>{{n_introduction_q}}</w:t>
+            </w:r>
           </w:p>
         </w:tc>
         <w:tc>
@@ -2353,6 +2671,12 @@
                 <w:rFonts w:ascii="Times New Roman" w:eastAsia="Times New Roman" w:hAnsi="Times New Roman" w:cs="Times New Roman"/>
               </w:rPr>
             </w:pPr>
+            <w:r>
+              <w:rPr>
+                <w:sz w:val="16"/>
+              </w:rPr>
+              <w:t>{{cm_introduction_q}}</w:t>
+            </w:r>
           </w:p>
         </w:tc>
       </w:tr>
@@ -2395,6 +2719,12 @@
                 <w:rFonts w:ascii="Times New Roman" w:eastAsia="Times New Roman" w:hAnsi="Times New Roman" w:cs="Times New Roman"/>
               </w:rPr>
             </w:pPr>
+            <w:r>
+              <w:rPr>
+                <w:sz w:val="22"/>
+              </w:rPr>
+              <w:t>{{c_introduction_r}}</w:t>
+            </w:r>
           </w:p>
         </w:tc>
         <w:tc>
@@ -2408,6 +2738,12 @@
                 <w:rFonts w:ascii="Times New Roman" w:eastAsia="Times New Roman" w:hAnsi="Times New Roman" w:cs="Times New Roman"/>
               </w:rPr>
             </w:pPr>
+            <w:r>
+              <w:rPr>
+                <w:sz w:val="22"/>
+              </w:rPr>
+              <w:t>{{n_introduction_r}}</w:t>
+            </w:r>
           </w:p>
         </w:tc>
         <w:tc>
@@ -2422,6 +2758,12 @@
                 <w:rFonts w:ascii="Times New Roman" w:eastAsia="Times New Roman" w:hAnsi="Times New Roman" w:cs="Times New Roman"/>
               </w:rPr>
             </w:pPr>
+            <w:r>
+              <w:rPr>
+                <w:sz w:val="16"/>
+              </w:rPr>
+              <w:t>{{cm_introduction_r}}</w:t>
+            </w:r>
           </w:p>
         </w:tc>
       </w:tr>
@@ -4517,6 +4859,12 @@
                 <w:rFonts w:ascii="Times New Roman" w:eastAsia="Times New Roman" w:hAnsi="Times New Roman" w:cs="Times New Roman"/>
               </w:rPr>
             </w:pPr>
+            <w:r>
+              <w:rPr>
+                <w:sz w:val="22"/>
+              </w:rPr>
+              <w:t>{{c_3_b_p1}}</w:t>
+            </w:r>
           </w:p>
         </w:tc>
         <w:tc>
@@ -4530,6 +4878,12 @@
                 <w:rFonts w:ascii="Times New Roman" w:eastAsia="Times New Roman" w:hAnsi="Times New Roman" w:cs="Times New Roman"/>
               </w:rPr>
             </w:pPr>
+            <w:r>
+              <w:rPr>
+                <w:sz w:val="22"/>
+              </w:rPr>
+              <w:t>{{n_3_b_p1}}</w:t>
+            </w:r>
           </w:p>
         </w:tc>
         <w:tc>
@@ -4605,6 +4959,12 @@
                 <w:rFonts w:ascii="Times New Roman" w:eastAsia="Times New Roman" w:hAnsi="Times New Roman" w:cs="Times New Roman"/>
               </w:rPr>
             </w:pPr>
+            <w:r>
+              <w:rPr>
+                <w:sz w:val="22"/>
+              </w:rPr>
+              <w:t>{{c_3_b_p2}}</w:t>
+            </w:r>
           </w:p>
         </w:tc>
         <w:tc>
@@ -4618,6 +4978,12 @@
                 <w:rFonts w:ascii="Times New Roman" w:eastAsia="Times New Roman" w:hAnsi="Times New Roman" w:cs="Times New Roman"/>
               </w:rPr>
             </w:pPr>
+            <w:r>
+              <w:rPr>
+                <w:sz w:val="22"/>
+              </w:rPr>
+              <w:t>{{n_3_b_p2}}</w:t>
+            </w:r>
           </w:p>
         </w:tc>
         <w:tc>
@@ -4693,6 +5059,12 @@
                 <w:rFonts w:ascii="Times New Roman" w:eastAsia="Times New Roman" w:hAnsi="Times New Roman" w:cs="Times New Roman"/>
               </w:rPr>
             </w:pPr>
+            <w:r>
+              <w:rPr>
+                <w:sz w:val="22"/>
+              </w:rPr>
+              <w:t>{{c_3_b_p3}}</w:t>
+            </w:r>
           </w:p>
         </w:tc>
         <w:tc>
@@ -4706,6 +5078,12 @@
                 <w:rFonts w:ascii="Times New Roman" w:eastAsia="Times New Roman" w:hAnsi="Times New Roman" w:cs="Times New Roman"/>
               </w:rPr>
             </w:pPr>
+            <w:r>
+              <w:rPr>
+                <w:sz w:val="22"/>
+              </w:rPr>
+              <w:t>{{n_3_b_p3}}</w:t>
+            </w:r>
           </w:p>
         </w:tc>
         <w:tc>
@@ -5280,6 +5658,12 @@
                 <w:rFonts w:ascii="Times New Roman" w:eastAsia="Times New Roman" w:hAnsi="Times New Roman" w:cs="Times New Roman"/>
               </w:rPr>
             </w:pPr>
+            <w:r>
+              <w:rPr>
+                <w:sz w:val="22"/>
+              </w:rPr>
+              <w:t>{{c_4_a_p1}}</w:t>
+            </w:r>
           </w:p>
         </w:tc>
         <w:tc>
@@ -5293,6 +5677,12 @@
                 <w:rFonts w:ascii="Times New Roman" w:eastAsia="Times New Roman" w:hAnsi="Times New Roman" w:cs="Times New Roman"/>
               </w:rPr>
             </w:pPr>
+            <w:r>
+              <w:rPr>
+                <w:sz w:val="22"/>
+              </w:rPr>
+              <w:t>{{n_4_a_p1}}</w:t>
+            </w:r>
           </w:p>
         </w:tc>
         <w:tc>
@@ -5354,6 +5744,12 @@
                 <w:rFonts w:ascii="Times New Roman" w:eastAsia="Times New Roman" w:hAnsi="Times New Roman" w:cs="Times New Roman"/>
               </w:rPr>
             </w:pPr>
+            <w:r>
+              <w:rPr>
+                <w:sz w:val="22"/>
+              </w:rPr>
+              <w:t>{{c_4_a_p2}}</w:t>
+            </w:r>
           </w:p>
         </w:tc>
         <w:tc>
@@ -5367,6 +5763,12 @@
                 <w:rFonts w:ascii="Times New Roman" w:eastAsia="Times New Roman" w:hAnsi="Times New Roman" w:cs="Times New Roman"/>
               </w:rPr>
             </w:pPr>
+            <w:r>
+              <w:rPr>
+                <w:sz w:val="22"/>
+              </w:rPr>
+              <w:t>{{n_4_a_p2}}</w:t>
+            </w:r>
           </w:p>
         </w:tc>
         <w:tc>
@@ -5428,6 +5830,12 @@
                 <w:rFonts w:ascii="Times New Roman" w:eastAsia="Times New Roman" w:hAnsi="Times New Roman" w:cs="Times New Roman"/>
               </w:rPr>
             </w:pPr>
+            <w:r>
+              <w:rPr>
+                <w:sz w:val="22"/>
+              </w:rPr>
+              <w:t>{{c_4_a_p3}}</w:t>
+            </w:r>
           </w:p>
         </w:tc>
         <w:tc>
@@ -5441,6 +5849,12 @@
                 <w:rFonts w:ascii="Times New Roman" w:eastAsia="Times New Roman" w:hAnsi="Times New Roman" w:cs="Times New Roman"/>
               </w:rPr>
             </w:pPr>
+            <w:r>
+              <w:rPr>
+                <w:sz w:val="22"/>
+              </w:rPr>
+              <w:t>{{n_4_a_p3}}</w:t>
+            </w:r>
           </w:p>
         </w:tc>
         <w:tc>
@@ -5502,6 +5916,12 @@
                 <w:rFonts w:ascii="Times New Roman" w:eastAsia="Times New Roman" w:hAnsi="Times New Roman" w:cs="Times New Roman"/>
               </w:rPr>
             </w:pPr>
+            <w:r>
+              <w:rPr>
+                <w:sz w:val="22"/>
+              </w:rPr>
+              <w:t>{{c_4_a_p4}}</w:t>
+            </w:r>
           </w:p>
         </w:tc>
         <w:tc>
@@ -5515,6 +5935,12 @@
                 <w:rFonts w:ascii="Times New Roman" w:eastAsia="Times New Roman" w:hAnsi="Times New Roman" w:cs="Times New Roman"/>
               </w:rPr>
             </w:pPr>
+            <w:r>
+              <w:rPr>
+                <w:sz w:val="22"/>
+              </w:rPr>
+              <w:t>{{n_4_a_p4}}</w:t>
+            </w:r>
           </w:p>
         </w:tc>
         <w:tc>
@@ -5685,6 +6111,12 @@
                 <w:rFonts w:ascii="Times New Roman" w:eastAsia="Times New Roman" w:hAnsi="Times New Roman" w:cs="Times New Roman"/>
               </w:rPr>
             </w:pPr>
+            <w:r>
+              <w:rPr>
+                <w:sz w:val="22"/>
+              </w:rPr>
+              <w:t>{{c_4_b_p1}}</w:t>
+            </w:r>
           </w:p>
         </w:tc>
         <w:tc>
@@ -5698,6 +6130,12 @@
                 <w:rFonts w:ascii="Times New Roman" w:eastAsia="Times New Roman" w:hAnsi="Times New Roman" w:cs="Times New Roman"/>
               </w:rPr>
             </w:pPr>
+            <w:r>
+              <w:rPr>
+                <w:sz w:val="22"/>
+              </w:rPr>
+              <w:t>{{n_4_b_p1}}</w:t>
+            </w:r>
           </w:p>
         </w:tc>
         <w:tc>
@@ -5759,6 +6197,12 @@
                 <w:rFonts w:ascii="Times New Roman" w:eastAsia="Times New Roman" w:hAnsi="Times New Roman" w:cs="Times New Roman"/>
               </w:rPr>
             </w:pPr>
+            <w:r>
+              <w:rPr>
+                <w:sz w:val="22"/>
+              </w:rPr>
+              <w:t>{{c_4_b_p2}}</w:t>
+            </w:r>
           </w:p>
         </w:tc>
         <w:tc>
@@ -5772,6 +6216,12 @@
                 <w:rFonts w:ascii="Times New Roman" w:eastAsia="Times New Roman" w:hAnsi="Times New Roman" w:cs="Times New Roman"/>
               </w:rPr>
             </w:pPr>
+            <w:r>
+              <w:rPr>
+                <w:sz w:val="22"/>
+              </w:rPr>
+              <w:t>{{n_4_b_p2}}</w:t>
+            </w:r>
           </w:p>
         </w:tc>
         <w:tc>
@@ -5833,6 +6283,12 @@
                 <w:rFonts w:ascii="Times New Roman" w:eastAsia="Times New Roman" w:hAnsi="Times New Roman" w:cs="Times New Roman"/>
               </w:rPr>
             </w:pPr>
+            <w:r>
+              <w:rPr>
+                <w:sz w:val="22"/>
+              </w:rPr>
+              <w:t>{{c_4_b_p3}}</w:t>
+            </w:r>
           </w:p>
         </w:tc>
         <w:tc>
@@ -5846,6 +6302,12 @@
                 <w:rFonts w:ascii="Times New Roman" w:eastAsia="Times New Roman" w:hAnsi="Times New Roman" w:cs="Times New Roman"/>
               </w:rPr>
             </w:pPr>
+            <w:r>
+              <w:rPr>
+                <w:sz w:val="22"/>
+              </w:rPr>
+              <w:t>{{n_4_b_p3}}</w:t>
+            </w:r>
           </w:p>
         </w:tc>
         <w:tc>
@@ -5908,6 +6370,12 @@
                 <w:rFonts w:ascii="Times New Roman" w:eastAsia="Times New Roman" w:hAnsi="Times New Roman" w:cs="Times New Roman"/>
               </w:rPr>
             </w:pPr>
+            <w:r>
+              <w:rPr>
+                <w:sz w:val="22"/>
+              </w:rPr>
+              <w:t>{{c_4_b_p4}}</w:t>
+            </w:r>
           </w:p>
         </w:tc>
         <w:tc>
@@ -5921,6 +6389,12 @@
                 <w:rFonts w:ascii="Times New Roman" w:eastAsia="Times New Roman" w:hAnsi="Times New Roman" w:cs="Times New Roman"/>
               </w:rPr>
             </w:pPr>
+            <w:r>
+              <w:rPr>
+                <w:sz w:val="22"/>
+              </w:rPr>
+              <w:t>{{n_4_b_p4}}</w:t>
+            </w:r>
           </w:p>
         </w:tc>
         <w:tc>
@@ -6136,6 +6610,12 @@
                 <w:rFonts w:ascii="Times New Roman" w:eastAsia="Times New Roman" w:hAnsi="Times New Roman" w:cs="Times New Roman"/>
               </w:rPr>
             </w:pPr>
+            <w:r>
+              <w:rPr>
+                <w:sz w:val="22"/>
+              </w:rPr>
+              <w:t>{{c_4_c_p1}}</w:t>
+            </w:r>
           </w:p>
         </w:tc>
         <w:tc>
@@ -6149,6 +6629,12 @@
                 <w:rFonts w:ascii="Times New Roman" w:eastAsia="Times New Roman" w:hAnsi="Times New Roman" w:cs="Times New Roman"/>
               </w:rPr>
             </w:pPr>
+            <w:r>
+              <w:rPr>
+                <w:sz w:val="22"/>
+              </w:rPr>
+              <w:t>{{n_4_c_p1}}</w:t>
+            </w:r>
           </w:p>
         </w:tc>
         <w:tc>
@@ -6211,6 +6697,12 @@
                 <w:rFonts w:ascii="Times New Roman" w:eastAsia="Times New Roman" w:hAnsi="Times New Roman" w:cs="Times New Roman"/>
               </w:rPr>
             </w:pPr>
+            <w:r>
+              <w:rPr>
+                <w:sz w:val="22"/>
+              </w:rPr>
+              <w:t>{{c_4_c_p2}}</w:t>
+            </w:r>
           </w:p>
         </w:tc>
         <w:tc>
@@ -6224,6 +6716,12 @@
                 <w:rFonts w:ascii="Times New Roman" w:eastAsia="Times New Roman" w:hAnsi="Times New Roman" w:cs="Times New Roman"/>
               </w:rPr>
             </w:pPr>
+            <w:r>
+              <w:rPr>
+                <w:sz w:val="22"/>
+              </w:rPr>
+              <w:t>{{n_4_c_p2}}</w:t>
+            </w:r>
           </w:p>
         </w:tc>
         <w:tc>
@@ -7226,6 +7724,12 @@
                 <w:rFonts w:ascii="Times New Roman" w:eastAsia="Times New Roman" w:hAnsi="Times New Roman" w:cs="Times New Roman"/>
               </w:rPr>
             </w:pPr>
+            <w:r>
+              <w:rPr>
+                <w:sz w:val="22"/>
+              </w:rPr>
+              <w:t>{{c_6_a_p1}}</w:t>
+            </w:r>
           </w:p>
         </w:tc>
         <w:tc>
@@ -7239,6 +7743,12 @@
                 <w:rFonts w:ascii="Times New Roman" w:eastAsia="Times New Roman" w:hAnsi="Times New Roman" w:cs="Times New Roman"/>
               </w:rPr>
             </w:pPr>
+            <w:r>
+              <w:rPr>
+                <w:sz w:val="22"/>
+              </w:rPr>
+              <w:t>{{n_6_a_p1}}</w:t>
+            </w:r>
           </w:p>
         </w:tc>
         <w:tc>
@@ -7313,6 +7823,12 @@
                 <w:rFonts w:ascii="Times New Roman" w:eastAsia="Times New Roman" w:hAnsi="Times New Roman" w:cs="Times New Roman"/>
               </w:rPr>
             </w:pPr>
+            <w:r>
+              <w:rPr>
+                <w:sz w:val="22"/>
+              </w:rPr>
+              <w:t>{{c_6_a_p2}}</w:t>
+            </w:r>
           </w:p>
         </w:tc>
         <w:tc>
@@ -7326,6 +7842,12 @@
                 <w:rFonts w:ascii="Times New Roman" w:eastAsia="Times New Roman" w:hAnsi="Times New Roman" w:cs="Times New Roman"/>
               </w:rPr>
             </w:pPr>
+            <w:r>
+              <w:rPr>
+                <w:sz w:val="22"/>
+              </w:rPr>
+              <w:t>{{n_6_a_p2}}</w:t>
+            </w:r>
           </w:p>
         </w:tc>
         <w:tc>
@@ -7803,6 +8325,12 @@
                 <w:rFonts w:ascii="Times New Roman" w:eastAsia="Times New Roman" w:hAnsi="Times New Roman" w:cs="Times New Roman"/>
               </w:rPr>
             </w:pPr>
+            <w:r>
+              <w:rPr>
+                <w:sz w:val="22"/>
+              </w:rPr>
+              <w:t>{{c_7_b_p1}}</w:t>
+            </w:r>
           </w:p>
         </w:tc>
         <w:tc>
@@ -7816,6 +8344,12 @@
                 <w:rFonts w:ascii="Times New Roman" w:eastAsia="Times New Roman" w:hAnsi="Times New Roman" w:cs="Times New Roman"/>
               </w:rPr>
             </w:pPr>
+            <w:r>
+              <w:rPr>
+                <w:sz w:val="22"/>
+              </w:rPr>
+              <w:t>{{n_7_b_p1}}</w:t>
+            </w:r>
           </w:p>
         </w:tc>
         <w:tc>
@@ -7875,6 +8409,12 @@
                 <w:rFonts w:ascii="Times New Roman" w:eastAsia="Times New Roman" w:hAnsi="Times New Roman" w:cs="Times New Roman"/>
               </w:rPr>
             </w:pPr>
+            <w:r>
+              <w:rPr>
+                <w:sz w:val="22"/>
+              </w:rPr>
+              <w:t>{{c_7_b_p2}}</w:t>
+            </w:r>
           </w:p>
         </w:tc>
         <w:tc>
@@ -7888,6 +8428,12 @@
                 <w:rFonts w:ascii="Times New Roman" w:eastAsia="Times New Roman" w:hAnsi="Times New Roman" w:cs="Times New Roman"/>
               </w:rPr>
             </w:pPr>
+            <w:r>
+              <w:rPr>
+                <w:sz w:val="22"/>
+              </w:rPr>
+              <w:t>{{n_7_b_p2}}</w:t>
+            </w:r>
           </w:p>
         </w:tc>
         <w:tc>
@@ -8647,6 +9193,12 @@
                 <w:rFonts w:ascii="Times New Roman" w:eastAsia="Times New Roman" w:hAnsi="Times New Roman" w:cs="Times New Roman"/>
               </w:rPr>
             </w:pPr>
+            <w:r>
+              <w:rPr>
+                <w:sz w:val="22"/>
+              </w:rPr>
+              <w:t>{{c_8_a_p1}}</w:t>
+            </w:r>
           </w:p>
         </w:tc>
         <w:tc>
@@ -8660,6 +9212,12 @@
                 <w:rFonts w:ascii="Times New Roman" w:eastAsia="Times New Roman" w:hAnsi="Times New Roman" w:cs="Times New Roman"/>
               </w:rPr>
             </w:pPr>
+            <w:r>
+              <w:rPr>
+                <w:sz w:val="22"/>
+              </w:rPr>
+              <w:t>{{n_8_a_p1}}</w:t>
+            </w:r>
           </w:p>
         </w:tc>
         <w:tc>
@@ -8891,6 +9449,12 @@
                 <w:rFonts w:ascii="Times New Roman" w:eastAsia="Times New Roman" w:hAnsi="Times New Roman" w:cs="Times New Roman"/>
               </w:rPr>
             </w:pPr>
+            <w:r>
+              <w:rPr>
+                <w:sz w:val="22"/>
+              </w:rPr>
+              <w:t>{{c_8_b_p1}}</w:t>
+            </w:r>
           </w:p>
         </w:tc>
         <w:tc>
@@ -8904,6 +9468,12 @@
                 <w:rFonts w:ascii="Times New Roman" w:eastAsia="Times New Roman" w:hAnsi="Times New Roman" w:cs="Times New Roman"/>
               </w:rPr>
             </w:pPr>
+            <w:r>
+              <w:rPr>
+                <w:sz w:val="22"/>
+              </w:rPr>
+              <w:t>{{n_8_b_p1}}</w:t>
+            </w:r>
           </w:p>
         </w:tc>
         <w:tc>
@@ -11631,6 +12201,12 @@
                 <w:bCs/>
               </w:rPr>
             </w:pPr>
+            <w:r>
+              <w:rPr>
+                <w:sz w:val="22"/>
+              </w:rPr>
+              <w:t>{{c_12_b_p1}}</w:t>
+            </w:r>
           </w:p>
         </w:tc>
         <w:tc>
@@ -11645,6 +12221,12 @@
                 <w:bCs/>
               </w:rPr>
             </w:pPr>
+            <w:r>
+              <w:rPr>
+                <w:sz w:val="22"/>
+              </w:rPr>
+              <w:t>{{n_12_b_p1}}</w:t>
+            </w:r>
           </w:p>
         </w:tc>
         <w:tc>
@@ -11721,6 +12303,12 @@
                 <w:bCs/>
               </w:rPr>
             </w:pPr>
+            <w:r>
+              <w:rPr>
+                <w:sz w:val="22"/>
+              </w:rPr>
+              <w:t>{{c_12_b_p2}}</w:t>
+            </w:r>
           </w:p>
         </w:tc>
         <w:tc>
@@ -11735,6 +12323,12 @@
                 <w:bCs/>
               </w:rPr>
             </w:pPr>
+            <w:r>
+              <w:rPr>
+                <w:sz w:val="22"/>
+              </w:rPr>
+              <w:t>{{n_12_b_p2}}</w:t>
+            </w:r>
           </w:p>
         </w:tc>
         <w:tc>
@@ -15109,6 +15703,12 @@
                 <w:bCs/>
               </w:rPr>
             </w:pPr>
+            <w:r>
+              <w:rPr>
+                <w:sz w:val="22"/>
+              </w:rPr>
+              <w:t>{{c_16_c_p1}}</w:t>
+            </w:r>
           </w:p>
         </w:tc>
         <w:tc>
@@ -15123,6 +15723,12 @@
                 <w:bCs/>
               </w:rPr>
             </w:pPr>
+            <w:r>
+              <w:rPr>
+                <w:sz w:val="22"/>
+              </w:rPr>
+              <w:t>{{n_16_c_p1}}</w:t>
+            </w:r>
           </w:p>
         </w:tc>
         <w:tc>
@@ -15202,6 +15808,12 @@
                 <w:bCs/>
               </w:rPr>
             </w:pPr>
+            <w:r>
+              <w:rPr>
+                <w:sz w:val="22"/>
+              </w:rPr>
+              <w:t>{{c_16_c_p2}}</w:t>
+            </w:r>
           </w:p>
         </w:tc>
         <w:tc>
@@ -15216,6 +15828,12 @@
                 <w:bCs/>
               </w:rPr>
             </w:pPr>
+            <w:r>
+              <w:rPr>
+                <w:sz w:val="22"/>
+              </w:rPr>
+              <w:t>{{n_16_c_p2}}</w:t>
+            </w:r>
           </w:p>
         </w:tc>
         <w:tc>
@@ -15295,6 +15913,12 @@
                 <w:bCs/>
               </w:rPr>
             </w:pPr>
+            <w:r>
+              <w:rPr>
+                <w:sz w:val="22"/>
+              </w:rPr>
+              <w:t>{{c_16_c_p3}}</w:t>
+            </w:r>
           </w:p>
         </w:tc>
         <w:tc>
@@ -15309,6 +15933,12 @@
                 <w:bCs/>
               </w:rPr>
             </w:pPr>
+            <w:r>
+              <w:rPr>
+                <w:sz w:val="22"/>
+              </w:rPr>
+              <w:t>{{n_16_c_p3}}</w:t>
+            </w:r>
           </w:p>
         </w:tc>
         <w:tc>
@@ -15388,6 +16018,12 @@
                 <w:bCs/>
               </w:rPr>
             </w:pPr>
+            <w:r>
+              <w:rPr>
+                <w:sz w:val="22"/>
+              </w:rPr>
+              <w:t>{{c_16_c_p4}}</w:t>
+            </w:r>
           </w:p>
         </w:tc>
         <w:tc>
@@ -15402,6 +16038,12 @@
                 <w:bCs/>
               </w:rPr>
             </w:pPr>
+            <w:r>
+              <w:rPr>
+                <w:sz w:val="22"/>
+              </w:rPr>
+              <w:t>{{n_16_c_p4}}</w:t>
+            </w:r>
           </w:p>
         </w:tc>
         <w:tc>
@@ -15479,6 +16121,12 @@
                 <w:bCs/>
               </w:rPr>
             </w:pPr>
+            <w:r>
+              <w:rPr>
+                <w:sz w:val="22"/>
+              </w:rPr>
+              <w:t>{{c_16_c_p5}}</w:t>
+            </w:r>
           </w:p>
         </w:tc>
         <w:tc>
@@ -15493,6 +16141,12 @@
                 <w:bCs/>
               </w:rPr>
             </w:pPr>
+            <w:r>
+              <w:rPr>
+                <w:sz w:val="22"/>
+              </w:rPr>
+              <w:t>{{n_16_c_p5}}</w:t>
+            </w:r>
           </w:p>
         </w:tc>
         <w:tc>
@@ -15571,6 +16225,12 @@
                 <w:bCs/>
               </w:rPr>
             </w:pPr>
+            <w:r>
+              <w:rPr>
+                <w:sz w:val="22"/>
+              </w:rPr>
+              <w:t>{{c_16_c_p6}}</w:t>
+            </w:r>
           </w:p>
         </w:tc>
         <w:tc>
@@ -15585,6 +16245,12 @@
                 <w:bCs/>
               </w:rPr>
             </w:pPr>
+            <w:r>
+              <w:rPr>
+                <w:sz w:val="22"/>
+              </w:rPr>
+              <w:t>{{n_16_c_p6}}</w:t>
+            </w:r>
           </w:p>
         </w:tc>
         <w:tc>
@@ -19847,6 +20513,12 @@
                 <w:bCs/>
               </w:rPr>
             </w:pPr>
+            <w:r>
+              <w:rPr>
+                <w:sz w:val="22"/>
+              </w:rPr>
+              <w:t>{{c_20_h_p1}}</w:t>
+            </w:r>
           </w:p>
         </w:tc>
         <w:tc>
@@ -19861,6 +20533,12 @@
                 <w:bCs/>
               </w:rPr>
             </w:pPr>
+            <w:r>
+              <w:rPr>
+                <w:sz w:val="22"/>
+              </w:rPr>
+              <w:t>{{n_20_h_p1}}</w:t>
+            </w:r>
           </w:p>
         </w:tc>
         <w:tc>
@@ -19922,6 +20600,12 @@
                 <w:bCs/>
               </w:rPr>
             </w:pPr>
+            <w:r>
+              <w:rPr>
+                <w:sz w:val="22"/>
+              </w:rPr>
+              <w:t>{{c_20_h_p2}}</w:t>
+            </w:r>
           </w:p>
         </w:tc>
         <w:tc>
@@ -19936,6 +20620,12 @@
                 <w:bCs/>
               </w:rPr>
             </w:pPr>
+            <w:r>
+              <w:rPr>
+                <w:sz w:val="22"/>
+              </w:rPr>
+              <w:t>{{n_20_h_p2}}</w:t>
+            </w:r>
           </w:p>
         </w:tc>
         <w:tc>
